--- a/figs/msens-summary_programareas_v4b/table_programarea_scores_v4b.docx
+++ b/figs/msens-summary_programareas_v4b/table_programarea_scores_v4b.docx
@@ -816,7 +816,7 @@
                 <w:szCs w:val="20"/>
                 <w:color w:val="000000"/>
               </w:rPr>
-              <w:t xml:space="preserve">Hope</w:t>
+              <w:t xml:space="preserve">Cook</w:t>
             </w:r>
             <w:r>
               <w:rPr>
@@ -842,7 +842,7 @@
                 <w:szCs w:val="20"/>
                 <w:color w:val="000000"/>
               </w:rPr>
-              <w:t xml:space="preserve">Basin</w:t>
+              <w:t xml:space="preserve">Inlet</w:t>
             </w:r>
             <w:r>
               <w:rPr>
@@ -868,7 +868,7 @@
                 <w:szCs w:val="20"/>
                 <w:color w:val="000000"/>
               </w:rPr>
-              <w:t xml:space="preserve">(HOP)</w:t>
+              <w:t xml:space="preserve">(COK)</w:t>
             </w:r>
           </w:p>
         </w:tc>
@@ -976,7 +976,7 @@
                 <w:szCs w:val="20"/>
                 <w:color w:val="000000"/>
               </w:rPr>
-              <w:t xml:space="preserve">39</w:t>
+              <w:t xml:space="preserve">99</w:t>
             </w:r>
           </w:p>
         </w:tc>
@@ -1030,7 +1030,7 @@
                 <w:szCs w:val="20"/>
                 <w:color w:val="000000"/>
               </w:rPr>
-              <w:t xml:space="preserve">48</w:t>
+              <w:t xml:space="preserve">28</w:t>
             </w:r>
           </w:p>
         </w:tc>
@@ -1138,7 +1138,7 @@
                 <w:szCs w:val="20"/>
                 <w:color w:val="000000"/>
               </w:rPr>
-              <w:t xml:space="preserve">68</w:t>
+              <w:t xml:space="preserve">44</w:t>
             </w:r>
           </w:p>
         </w:tc>
@@ -1192,7 +1192,7 @@
                 <w:szCs w:val="20"/>
                 <w:color w:val="000000"/>
               </w:rPr>
-              <w:t xml:space="preserve">84</w:t>
+              <w:t xml:space="preserve">73</w:t>
             </w:r>
           </w:p>
         </w:tc>
@@ -1246,7 +1246,7 @@
                 <w:szCs w:val="20"/>
                 <w:color w:val="000000"/>
               </w:rPr>
-              <w:t xml:space="preserve">33</w:t>
+              <w:t xml:space="preserve">41</w:t>
             </w:r>
           </w:p>
         </w:tc>
@@ -1300,7 +1300,7 @@
                 <w:szCs w:val="20"/>
                 <w:color w:val="000000"/>
               </w:rPr>
-              <w:t xml:space="preserve"/>
+              <w:t xml:space="preserve">49</w:t>
             </w:r>
           </w:p>
         </w:tc>
@@ -1354,7 +1354,7 @@
                 <w:szCs w:val="20"/>
                 <w:color w:val="000000"/>
               </w:rPr>
-              <w:t xml:space="preserve">27</w:t>
+              <w:t xml:space="preserve">21</w:t>
             </w:r>
           </w:p>
         </w:tc>
@@ -1408,7 +1408,7 @@
                 <w:szCs w:val="20"/>
                 <w:color w:val="000000"/>
               </w:rPr>
-              <w:t xml:space="preserve">52</w:t>
+              <w:t xml:space="preserve">22</w:t>
             </w:r>
           </w:p>
         </w:tc>
@@ -1468,7 +1468,7 @@
                 <w:szCs w:val="20"/>
                 <w:color w:val="000000"/>
               </w:rPr>
-              <w:t xml:space="preserve">Cook</w:t>
+              <w:t xml:space="preserve">Hope</w:t>
             </w:r>
             <w:r>
               <w:rPr>
@@ -1494,7 +1494,7 @@
                 <w:szCs w:val="20"/>
                 <w:color w:val="000000"/>
               </w:rPr>
-              <w:t xml:space="preserve">Inlet</w:t>
+              <w:t xml:space="preserve">Basin</w:t>
             </w:r>
             <w:r>
               <w:rPr>
@@ -1520,7 +1520,493 @@
                 <w:szCs w:val="20"/>
                 <w:color w:val="000000"/>
               </w:rPr>
-              <w:t xml:space="preserve">(COK)</w:t>
+              <w:t xml:space="preserve">(HOP)</w:t>
+            </w:r>
+          </w:p>
+        </w:tc>
+        <w:tc>
+          <w:tcPr>
+            <w:tcBorders>
+              <w:bottom w:val="single" w:sz="6" w:space="0" w:color="BEBEBE"/>
+              <w:top w:val="single" w:sz="6" w:space="0" w:color="BEBEBE"/>
+              <w:left w:val="none" w:sz="0" w:space="0" w:color="000000"/>
+              <w:right w:val="none" w:sz="0" w:space="0" w:color="000000"/>
+            </w:tcBorders>
+            <w:shd w:val="clear" w:color="auto" w:fill="FFFFFF"/>
+            <w:tcMar>
+              <w:top w:w="0" w:type="dxa"/>
+              <w:bottom w:w="0" w:type="dxa"/>
+              <w:left w:w="0" w:type="dxa"/>
+              <w:right w:w="0" w:type="dxa"/>
+            </w:tcMar>
+            <w:vAlign w:val="center"/>
+          </w:tcPr>
+          <w:p>
+            <w:pPr>
+              <w:jc w:val="right"/>
+              <w:pBdr>
+                <w:bottom w:val="none" w:sz="0" w:space="0" w:color="000000"/>
+                <w:top w:val="none" w:sz="0" w:space="0" w:color="000000"/>
+                <w:left w:val="none" w:sz="0" w:space="0" w:color="000000"/>
+                <w:right w:val="none" w:sz="0" w:space="0" w:color="000000"/>
+              </w:pBdr>
+              <w:spacing w:after="100" w:before="100" w:line="240"/>
+              <w:ind w:left="100" w:right="100" w:firstLine="0" w:firstLineChars="0"/>
+              <w:rPr>
+                <w:rFonts w:ascii="Arial" w:hAnsi="Helvetica" w:eastAsia="Helvetica" w:cs="Helvetica"/>
+                <w:i w:val="false"/>
+                <w:b w:val="false"/>
+                <w:u w:val="none"/>
+                <w:strike w:val="false"/>
+                <w:sz w:val="20"/>
+                <w:szCs w:val="20"/>
+                <w:color w:val="000000"/>
+              </w:rPr>
+            </w:pPr>
+            <w:r>
+              <w:rPr>
+                <w:rFonts w:ascii="Arial" w:hAnsi="Helvetica" w:eastAsia="Helvetica" w:cs="Helvetica"/>
+                <w:i w:val="false"/>
+                <w:b w:val="false"/>
+                <w:u w:val="none"/>
+                <w:strike w:val="false"/>
+                <w:sz w:val="20"/>
+                <w:szCs w:val="20"/>
+                <w:color w:val="000000"/>
+              </w:rPr>
+              <w:t xml:space="preserve">53</w:t>
+            </w:r>
+          </w:p>
+        </w:tc>
+        <w:tc>
+          <w:tcPr>
+            <w:tcBorders>
+              <w:bottom w:val="single" w:sz="6" w:space="0" w:color="BEBEBE"/>
+              <w:top w:val="single" w:sz="6" w:space="0" w:color="BEBEBE"/>
+              <w:left w:val="none" w:sz="0" w:space="0" w:color="000000"/>
+              <w:right w:val="none" w:sz="0" w:space="0" w:color="000000"/>
+            </w:tcBorders>
+            <w:shd w:val="clear" w:color="auto" w:fill="FFFFFF"/>
+            <w:tcMar>
+              <w:top w:w="0" w:type="dxa"/>
+              <w:bottom w:w="0" w:type="dxa"/>
+              <w:left w:w="0" w:type="dxa"/>
+              <w:right w:w="0" w:type="dxa"/>
+            </w:tcMar>
+            <w:vAlign w:val="center"/>
+          </w:tcPr>
+          <w:p>
+            <w:pPr>
+              <w:jc w:val="right"/>
+              <w:pBdr>
+                <w:bottom w:val="none" w:sz="0" w:space="0" w:color="000000"/>
+                <w:top w:val="none" w:sz="0" w:space="0" w:color="000000"/>
+                <w:left w:val="none" w:sz="0" w:space="0" w:color="000000"/>
+                <w:right w:val="none" w:sz="0" w:space="0" w:color="000000"/>
+              </w:pBdr>
+              <w:spacing w:after="100" w:before="100" w:line="240"/>
+              <w:ind w:left="100" w:right="100" w:firstLine="0" w:firstLineChars="0"/>
+              <w:rPr>
+                <w:rFonts w:ascii="Arial" w:hAnsi="Helvetica" w:eastAsia="Helvetica" w:cs="Helvetica"/>
+                <w:i w:val="false"/>
+                <w:b w:val="false"/>
+                <w:u w:val="none"/>
+                <w:strike w:val="false"/>
+                <w:sz w:val="20"/>
+                <w:szCs w:val="20"/>
+                <w:color w:val="000000"/>
+              </w:rPr>
+            </w:pPr>
+            <w:r>
+              <w:rPr>
+                <w:rFonts w:ascii="Arial" w:hAnsi="Helvetica" w:eastAsia="Helvetica" w:cs="Helvetica"/>
+                <w:i w:val="false"/>
+                <w:b w:val="false"/>
+                <w:u w:val="none"/>
+                <w:strike w:val="false"/>
+                <w:sz w:val="20"/>
+                <w:szCs w:val="20"/>
+                <w:color w:val="000000"/>
+              </w:rPr>
+              <w:t xml:space="preserve">39</w:t>
+            </w:r>
+          </w:p>
+        </w:tc>
+        <w:tc>
+          <w:tcPr>
+            <w:tcBorders>
+              <w:bottom w:val="single" w:sz="6" w:space="0" w:color="BEBEBE"/>
+              <w:top w:val="single" w:sz="6" w:space="0" w:color="BEBEBE"/>
+              <w:left w:val="none" w:sz="0" w:space="0" w:color="000000"/>
+              <w:right w:val="none" w:sz="0" w:space="0" w:color="000000"/>
+            </w:tcBorders>
+            <w:shd w:val="clear" w:color="auto" w:fill="FFFFFF"/>
+            <w:tcMar>
+              <w:top w:w="0" w:type="dxa"/>
+              <w:bottom w:w="0" w:type="dxa"/>
+              <w:left w:w="0" w:type="dxa"/>
+              <w:right w:w="0" w:type="dxa"/>
+            </w:tcMar>
+            <w:vAlign w:val="center"/>
+          </w:tcPr>
+          <w:p>
+            <w:pPr>
+              <w:jc w:val="right"/>
+              <w:pBdr>
+                <w:bottom w:val="none" w:sz="0" w:space="0" w:color="000000"/>
+                <w:top w:val="none" w:sz="0" w:space="0" w:color="000000"/>
+                <w:left w:val="none" w:sz="0" w:space="0" w:color="000000"/>
+                <w:right w:val="none" w:sz="0" w:space="0" w:color="000000"/>
+              </w:pBdr>
+              <w:spacing w:after="100" w:before="100" w:line="240"/>
+              <w:ind w:left="100" w:right="100" w:firstLine="0" w:firstLineChars="0"/>
+              <w:rPr>
+                <w:rFonts w:ascii="Arial" w:hAnsi="Helvetica" w:eastAsia="Helvetica" w:cs="Helvetica"/>
+                <w:i w:val="false"/>
+                <w:b w:val="false"/>
+                <w:u w:val="none"/>
+                <w:strike w:val="false"/>
+                <w:sz w:val="20"/>
+                <w:szCs w:val="20"/>
+                <w:color w:val="000000"/>
+              </w:rPr>
+            </w:pPr>
+            <w:r>
+              <w:rPr>
+                <w:rFonts w:ascii="Arial" w:hAnsi="Helvetica" w:eastAsia="Helvetica" w:cs="Helvetica"/>
+                <w:i w:val="false"/>
+                <w:b w:val="false"/>
+                <w:u w:val="none"/>
+                <w:strike w:val="false"/>
+                <w:sz w:val="20"/>
+                <w:szCs w:val="20"/>
+                <w:color w:val="000000"/>
+              </w:rPr>
+              <w:t xml:space="preserve">48</w:t>
+            </w:r>
+          </w:p>
+        </w:tc>
+        <w:tc>
+          <w:tcPr>
+            <w:tcBorders>
+              <w:bottom w:val="single" w:sz="6" w:space="0" w:color="BEBEBE"/>
+              <w:top w:val="single" w:sz="6" w:space="0" w:color="BEBEBE"/>
+              <w:left w:val="none" w:sz="0" w:space="0" w:color="000000"/>
+              <w:right w:val="none" w:sz="0" w:space="0" w:color="000000"/>
+            </w:tcBorders>
+            <w:shd w:val="clear" w:color="auto" w:fill="FFFFFF"/>
+            <w:tcMar>
+              <w:top w:w="0" w:type="dxa"/>
+              <w:bottom w:w="0" w:type="dxa"/>
+              <w:left w:w="0" w:type="dxa"/>
+              <w:right w:w="0" w:type="dxa"/>
+            </w:tcMar>
+            <w:vAlign w:val="center"/>
+          </w:tcPr>
+          <w:p>
+            <w:pPr>
+              <w:jc w:val="right"/>
+              <w:pBdr>
+                <w:bottom w:val="none" w:sz="0" w:space="0" w:color="000000"/>
+                <w:top w:val="none" w:sz="0" w:space="0" w:color="000000"/>
+                <w:left w:val="none" w:sz="0" w:space="0" w:color="000000"/>
+                <w:right w:val="none" w:sz="0" w:space="0" w:color="000000"/>
+              </w:pBdr>
+              <w:spacing w:after="100" w:before="100" w:line="240"/>
+              <w:ind w:left="100" w:right="100" w:firstLine="0" w:firstLineChars="0"/>
+              <w:rPr>
+                <w:rFonts w:ascii="Arial" w:hAnsi="Helvetica" w:eastAsia="Helvetica" w:cs="Helvetica"/>
+                <w:i w:val="false"/>
+                <w:b w:val="false"/>
+                <w:u w:val="none"/>
+                <w:strike w:val="false"/>
+                <w:sz w:val="20"/>
+                <w:szCs w:val="20"/>
+                <w:color w:val="000000"/>
+              </w:rPr>
+            </w:pPr>
+            <w:r>
+              <w:rPr>
+                <w:rFonts w:ascii="Arial" w:hAnsi="Helvetica" w:eastAsia="Helvetica" w:cs="Helvetica"/>
+                <w:i w:val="false"/>
+                <w:b w:val="false"/>
+                <w:u w:val="none"/>
+                <w:strike w:val="false"/>
+                <w:sz w:val="20"/>
+                <w:szCs w:val="20"/>
+                <w:color w:val="000000"/>
+              </w:rPr>
+              <w:t xml:space="preserve">70</w:t>
+            </w:r>
+          </w:p>
+        </w:tc>
+        <w:tc>
+          <w:tcPr>
+            <w:tcBorders>
+              <w:bottom w:val="single" w:sz="6" w:space="0" w:color="BEBEBE"/>
+              <w:top w:val="single" w:sz="6" w:space="0" w:color="BEBEBE"/>
+              <w:left w:val="none" w:sz="0" w:space="0" w:color="000000"/>
+              <w:right w:val="none" w:sz="0" w:space="0" w:color="000000"/>
+            </w:tcBorders>
+            <w:shd w:val="clear" w:color="auto" w:fill="FFFFFF"/>
+            <w:tcMar>
+              <w:top w:w="0" w:type="dxa"/>
+              <w:bottom w:w="0" w:type="dxa"/>
+              <w:left w:w="0" w:type="dxa"/>
+              <w:right w:w="0" w:type="dxa"/>
+            </w:tcMar>
+            <w:vAlign w:val="center"/>
+          </w:tcPr>
+          <w:p>
+            <w:pPr>
+              <w:jc w:val="right"/>
+              <w:pBdr>
+                <w:bottom w:val="none" w:sz="0" w:space="0" w:color="000000"/>
+                <w:top w:val="none" w:sz="0" w:space="0" w:color="000000"/>
+                <w:left w:val="none" w:sz="0" w:space="0" w:color="000000"/>
+                <w:right w:val="none" w:sz="0" w:space="0" w:color="000000"/>
+              </w:pBdr>
+              <w:spacing w:after="100" w:before="100" w:line="240"/>
+              <w:ind w:left="100" w:right="100" w:firstLine="0" w:firstLineChars="0"/>
+              <w:rPr>
+                <w:rFonts w:ascii="Arial" w:hAnsi="Helvetica" w:eastAsia="Helvetica" w:cs="Helvetica"/>
+                <w:i w:val="false"/>
+                <w:b w:val="false"/>
+                <w:u w:val="none"/>
+                <w:strike w:val="false"/>
+                <w:sz w:val="20"/>
+                <w:szCs w:val="20"/>
+                <w:color w:val="000000"/>
+              </w:rPr>
+            </w:pPr>
+            <w:r>
+              <w:rPr>
+                <w:rFonts w:ascii="Arial" w:hAnsi="Helvetica" w:eastAsia="Helvetica" w:cs="Helvetica"/>
+                <w:i w:val="false"/>
+                <w:b w:val="false"/>
+                <w:u w:val="none"/>
+                <w:strike w:val="false"/>
+                <w:sz w:val="20"/>
+                <w:szCs w:val="20"/>
+                <w:color w:val="000000"/>
+              </w:rPr>
+              <w:t xml:space="preserve">68</w:t>
+            </w:r>
+          </w:p>
+        </w:tc>
+        <w:tc>
+          <w:tcPr>
+            <w:tcBorders>
+              <w:bottom w:val="single" w:sz="6" w:space="0" w:color="BEBEBE"/>
+              <w:top w:val="single" w:sz="6" w:space="0" w:color="BEBEBE"/>
+              <w:left w:val="none" w:sz="0" w:space="0" w:color="000000"/>
+              <w:right w:val="none" w:sz="0" w:space="0" w:color="000000"/>
+            </w:tcBorders>
+            <w:shd w:val="clear" w:color="auto" w:fill="FFFFFF"/>
+            <w:tcMar>
+              <w:top w:w="0" w:type="dxa"/>
+              <w:bottom w:w="0" w:type="dxa"/>
+              <w:left w:w="0" w:type="dxa"/>
+              <w:right w:w="0" w:type="dxa"/>
+            </w:tcMar>
+            <w:vAlign w:val="center"/>
+          </w:tcPr>
+          <w:p>
+            <w:pPr>
+              <w:jc w:val="right"/>
+              <w:pBdr>
+                <w:bottom w:val="none" w:sz="0" w:space="0" w:color="000000"/>
+                <w:top w:val="none" w:sz="0" w:space="0" w:color="000000"/>
+                <w:left w:val="none" w:sz="0" w:space="0" w:color="000000"/>
+                <w:right w:val="none" w:sz="0" w:space="0" w:color="000000"/>
+              </w:pBdr>
+              <w:spacing w:after="100" w:before="100" w:line="240"/>
+              <w:ind w:left="100" w:right="100" w:firstLine="0" w:firstLineChars="0"/>
+              <w:rPr>
+                <w:rFonts w:ascii="Arial" w:hAnsi="Helvetica" w:eastAsia="Helvetica" w:cs="Helvetica"/>
+                <w:i w:val="false"/>
+                <w:b w:val="false"/>
+                <w:u w:val="none"/>
+                <w:strike w:val="false"/>
+                <w:sz w:val="20"/>
+                <w:szCs w:val="20"/>
+                <w:color w:val="000000"/>
+              </w:rPr>
+            </w:pPr>
+            <w:r>
+              <w:rPr>
+                <w:rFonts w:ascii="Arial" w:hAnsi="Helvetica" w:eastAsia="Helvetica" w:cs="Helvetica"/>
+                <w:i w:val="false"/>
+                <w:b w:val="false"/>
+                <w:u w:val="none"/>
+                <w:strike w:val="false"/>
+                <w:sz w:val="20"/>
+                <w:szCs w:val="20"/>
+                <w:color w:val="000000"/>
+              </w:rPr>
+              <w:t xml:space="preserve">84</w:t>
+            </w:r>
+          </w:p>
+        </w:tc>
+        <w:tc>
+          <w:tcPr>
+            <w:tcBorders>
+              <w:bottom w:val="single" w:sz="6" w:space="0" w:color="BEBEBE"/>
+              <w:top w:val="single" w:sz="6" w:space="0" w:color="BEBEBE"/>
+              <w:left w:val="none" w:sz="0" w:space="0" w:color="000000"/>
+              <w:right w:val="none" w:sz="0" w:space="0" w:color="000000"/>
+            </w:tcBorders>
+            <w:shd w:val="clear" w:color="auto" w:fill="FFFFFF"/>
+            <w:tcMar>
+              <w:top w:w="0" w:type="dxa"/>
+              <w:bottom w:w="0" w:type="dxa"/>
+              <w:left w:w="0" w:type="dxa"/>
+              <w:right w:w="0" w:type="dxa"/>
+            </w:tcMar>
+            <w:vAlign w:val="center"/>
+          </w:tcPr>
+          <w:p>
+            <w:pPr>
+              <w:jc w:val="right"/>
+              <w:pBdr>
+                <w:bottom w:val="none" w:sz="0" w:space="0" w:color="000000"/>
+                <w:top w:val="none" w:sz="0" w:space="0" w:color="000000"/>
+                <w:left w:val="none" w:sz="0" w:space="0" w:color="000000"/>
+                <w:right w:val="none" w:sz="0" w:space="0" w:color="000000"/>
+              </w:pBdr>
+              <w:spacing w:after="100" w:before="100" w:line="240"/>
+              <w:ind w:left="100" w:right="100" w:firstLine="0" w:firstLineChars="0"/>
+              <w:rPr>
+                <w:rFonts w:ascii="Arial" w:hAnsi="Helvetica" w:eastAsia="Helvetica" w:cs="Helvetica"/>
+                <w:i w:val="false"/>
+                <w:b w:val="false"/>
+                <w:u w:val="none"/>
+                <w:strike w:val="false"/>
+                <w:sz w:val="20"/>
+                <w:szCs w:val="20"/>
+                <w:color w:val="000000"/>
+              </w:rPr>
+            </w:pPr>
+            <w:r>
+              <w:rPr>
+                <w:rFonts w:ascii="Arial" w:hAnsi="Helvetica" w:eastAsia="Helvetica" w:cs="Helvetica"/>
+                <w:i w:val="false"/>
+                <w:b w:val="false"/>
+                <w:u w:val="none"/>
+                <w:strike w:val="false"/>
+                <w:sz w:val="20"/>
+                <w:szCs w:val="20"/>
+                <w:color w:val="000000"/>
+              </w:rPr>
+              <w:t xml:space="preserve">33</w:t>
+            </w:r>
+          </w:p>
+        </w:tc>
+        <w:tc>
+          <w:tcPr>
+            <w:tcBorders>
+              <w:bottom w:val="single" w:sz="6" w:space="0" w:color="BEBEBE"/>
+              <w:top w:val="single" w:sz="6" w:space="0" w:color="BEBEBE"/>
+              <w:left w:val="none" w:sz="0" w:space="0" w:color="000000"/>
+              <w:right w:val="none" w:sz="0" w:space="0" w:color="000000"/>
+            </w:tcBorders>
+            <w:shd w:val="clear" w:color="auto" w:fill="FFFFFF"/>
+            <w:tcMar>
+              <w:top w:w="0" w:type="dxa"/>
+              <w:bottom w:w="0" w:type="dxa"/>
+              <w:left w:w="0" w:type="dxa"/>
+              <w:right w:w="0" w:type="dxa"/>
+            </w:tcMar>
+            <w:vAlign w:val="center"/>
+          </w:tcPr>
+          <w:p>
+            <w:pPr>
+              <w:jc w:val="right"/>
+              <w:pBdr>
+                <w:bottom w:val="none" w:sz="0" w:space="0" w:color="000000"/>
+                <w:top w:val="none" w:sz="0" w:space="0" w:color="000000"/>
+                <w:left w:val="none" w:sz="0" w:space="0" w:color="000000"/>
+                <w:right w:val="none" w:sz="0" w:space="0" w:color="000000"/>
+              </w:pBdr>
+              <w:spacing w:after="100" w:before="100" w:line="240"/>
+              <w:ind w:left="100" w:right="100" w:firstLine="0" w:firstLineChars="0"/>
+              <w:rPr>
+                <w:rFonts w:ascii="Arial" w:hAnsi="Helvetica" w:eastAsia="Helvetica" w:cs="Helvetica"/>
+                <w:i w:val="false"/>
+                <w:b w:val="false"/>
+                <w:u w:val="none"/>
+                <w:strike w:val="false"/>
+                <w:sz w:val="20"/>
+                <w:szCs w:val="20"/>
+                <w:color w:val="000000"/>
+              </w:rPr>
+            </w:pPr>
+            <w:r>
+              <w:rPr>
+                <w:rFonts w:ascii="Arial" w:hAnsi="Helvetica" w:eastAsia="Helvetica" w:cs="Helvetica"/>
+                <w:i w:val="false"/>
+                <w:b w:val="false"/>
+                <w:u w:val="none"/>
+                <w:strike w:val="false"/>
+                <w:sz w:val="20"/>
+                <w:szCs w:val="20"/>
+                <w:color w:val="000000"/>
+              </w:rPr>
+              <w:t xml:space="preserve"/>
+            </w:r>
+          </w:p>
+        </w:tc>
+        <w:tc>
+          <w:tcPr>
+            <w:tcBorders>
+              <w:bottom w:val="single" w:sz="6" w:space="0" w:color="BEBEBE"/>
+              <w:top w:val="single" w:sz="6" w:space="0" w:color="BEBEBE"/>
+              <w:left w:val="none" w:sz="0" w:space="0" w:color="000000"/>
+              <w:right w:val="none" w:sz="0" w:space="0" w:color="000000"/>
+            </w:tcBorders>
+            <w:shd w:val="clear" w:color="auto" w:fill="FFFFFF"/>
+            <w:tcMar>
+              <w:top w:w="0" w:type="dxa"/>
+              <w:bottom w:w="0" w:type="dxa"/>
+              <w:left w:w="0" w:type="dxa"/>
+              <w:right w:w="0" w:type="dxa"/>
+            </w:tcMar>
+            <w:vAlign w:val="center"/>
+          </w:tcPr>
+          <w:p>
+            <w:pPr>
+              <w:jc w:val="right"/>
+              <w:pBdr>
+                <w:bottom w:val="none" w:sz="0" w:space="0" w:color="000000"/>
+                <w:top w:val="none" w:sz="0" w:space="0" w:color="000000"/>
+                <w:left w:val="none" w:sz="0" w:space="0" w:color="000000"/>
+                <w:right w:val="none" w:sz="0" w:space="0" w:color="000000"/>
+              </w:pBdr>
+              <w:spacing w:after="100" w:before="100" w:line="240"/>
+              <w:ind w:left="100" w:right="100" w:firstLine="0" w:firstLineChars="0"/>
+              <w:rPr>
+                <w:rFonts w:ascii="Arial" w:hAnsi="Helvetica" w:eastAsia="Helvetica" w:cs="Helvetica"/>
+                <w:i w:val="false"/>
+                <w:b w:val="false"/>
+                <w:u w:val="none"/>
+                <w:strike w:val="false"/>
+                <w:sz w:val="20"/>
+                <w:szCs w:val="20"/>
+                <w:color w:val="000000"/>
+              </w:rPr>
+            </w:pPr>
+            <w:r>
+              <w:rPr>
+                <w:rFonts w:ascii="Arial" w:hAnsi="Helvetica" w:eastAsia="Helvetica" w:cs="Helvetica"/>
+                <w:i w:val="false"/>
+                <w:b w:val="false"/>
+                <w:u w:val="none"/>
+                <w:strike w:val="false"/>
+                <w:sz w:val="20"/>
+                <w:szCs w:val="20"/>
+                <w:color w:val="000000"/>
+              </w:rPr>
+              <w:t xml:space="preserve">27</w:t>
             </w:r>
           </w:p>
         </w:tc>
@@ -1575,492 +2061,6 @@
                 <w:color w:val="000000"/>
               </w:rPr>
               <w:t xml:space="preserve">52</w:t>
-            </w:r>
-          </w:p>
-        </w:tc>
-        <w:tc>
-          <w:tcPr>
-            <w:tcBorders>
-              <w:bottom w:val="single" w:sz="6" w:space="0" w:color="BEBEBE"/>
-              <w:top w:val="single" w:sz="6" w:space="0" w:color="BEBEBE"/>
-              <w:left w:val="none" w:sz="0" w:space="0" w:color="000000"/>
-              <w:right w:val="none" w:sz="0" w:space="0" w:color="000000"/>
-            </w:tcBorders>
-            <w:shd w:val="clear" w:color="auto" w:fill="FFFFFF"/>
-            <w:tcMar>
-              <w:top w:w="0" w:type="dxa"/>
-              <w:bottom w:w="0" w:type="dxa"/>
-              <w:left w:w="0" w:type="dxa"/>
-              <w:right w:w="0" w:type="dxa"/>
-            </w:tcMar>
-            <w:vAlign w:val="center"/>
-          </w:tcPr>
-          <w:p>
-            <w:pPr>
-              <w:jc w:val="right"/>
-              <w:pBdr>
-                <w:bottom w:val="none" w:sz="0" w:space="0" w:color="000000"/>
-                <w:top w:val="none" w:sz="0" w:space="0" w:color="000000"/>
-                <w:left w:val="none" w:sz="0" w:space="0" w:color="000000"/>
-                <w:right w:val="none" w:sz="0" w:space="0" w:color="000000"/>
-              </w:pBdr>
-              <w:spacing w:after="100" w:before="100" w:line="240"/>
-              <w:ind w:left="100" w:right="100" w:firstLine="0" w:firstLineChars="0"/>
-              <w:rPr>
-                <w:rFonts w:ascii="Arial" w:hAnsi="Helvetica" w:eastAsia="Helvetica" w:cs="Helvetica"/>
-                <w:i w:val="false"/>
-                <w:b w:val="false"/>
-                <w:u w:val="none"/>
-                <w:strike w:val="false"/>
-                <w:sz w:val="20"/>
-                <w:szCs w:val="20"/>
-                <w:color w:val="000000"/>
-              </w:rPr>
-            </w:pPr>
-            <w:r>
-              <w:rPr>
-                <w:rFonts w:ascii="Arial" w:hAnsi="Helvetica" w:eastAsia="Helvetica" w:cs="Helvetica"/>
-                <w:i w:val="false"/>
-                <w:b w:val="false"/>
-                <w:u w:val="none"/>
-                <w:strike w:val="false"/>
-                <w:sz w:val="20"/>
-                <w:szCs w:val="20"/>
-                <w:color w:val="000000"/>
-              </w:rPr>
-              <w:t xml:space="preserve">99</w:t>
-            </w:r>
-          </w:p>
-        </w:tc>
-        <w:tc>
-          <w:tcPr>
-            <w:tcBorders>
-              <w:bottom w:val="single" w:sz="6" w:space="0" w:color="BEBEBE"/>
-              <w:top w:val="single" w:sz="6" w:space="0" w:color="BEBEBE"/>
-              <w:left w:val="none" w:sz="0" w:space="0" w:color="000000"/>
-              <w:right w:val="none" w:sz="0" w:space="0" w:color="000000"/>
-            </w:tcBorders>
-            <w:shd w:val="clear" w:color="auto" w:fill="FFFFFF"/>
-            <w:tcMar>
-              <w:top w:w="0" w:type="dxa"/>
-              <w:bottom w:w="0" w:type="dxa"/>
-              <w:left w:w="0" w:type="dxa"/>
-              <w:right w:w="0" w:type="dxa"/>
-            </w:tcMar>
-            <w:vAlign w:val="center"/>
-          </w:tcPr>
-          <w:p>
-            <w:pPr>
-              <w:jc w:val="right"/>
-              <w:pBdr>
-                <w:bottom w:val="none" w:sz="0" w:space="0" w:color="000000"/>
-                <w:top w:val="none" w:sz="0" w:space="0" w:color="000000"/>
-                <w:left w:val="none" w:sz="0" w:space="0" w:color="000000"/>
-                <w:right w:val="none" w:sz="0" w:space="0" w:color="000000"/>
-              </w:pBdr>
-              <w:spacing w:after="100" w:before="100" w:line="240"/>
-              <w:ind w:left="100" w:right="100" w:firstLine="0" w:firstLineChars="0"/>
-              <w:rPr>
-                <w:rFonts w:ascii="Arial" w:hAnsi="Helvetica" w:eastAsia="Helvetica" w:cs="Helvetica"/>
-                <w:i w:val="false"/>
-                <w:b w:val="false"/>
-                <w:u w:val="none"/>
-                <w:strike w:val="false"/>
-                <w:sz w:val="20"/>
-                <w:szCs w:val="20"/>
-                <w:color w:val="000000"/>
-              </w:rPr>
-            </w:pPr>
-            <w:r>
-              <w:rPr>
-                <w:rFonts w:ascii="Arial" w:hAnsi="Helvetica" w:eastAsia="Helvetica" w:cs="Helvetica"/>
-                <w:i w:val="false"/>
-                <w:b w:val="false"/>
-                <w:u w:val="none"/>
-                <w:strike w:val="false"/>
-                <w:sz w:val="20"/>
-                <w:szCs w:val="20"/>
-                <w:color w:val="000000"/>
-              </w:rPr>
-              <w:t xml:space="preserve">28</w:t>
-            </w:r>
-          </w:p>
-        </w:tc>
-        <w:tc>
-          <w:tcPr>
-            <w:tcBorders>
-              <w:bottom w:val="single" w:sz="6" w:space="0" w:color="BEBEBE"/>
-              <w:top w:val="single" w:sz="6" w:space="0" w:color="BEBEBE"/>
-              <w:left w:val="none" w:sz="0" w:space="0" w:color="000000"/>
-              <w:right w:val="none" w:sz="0" w:space="0" w:color="000000"/>
-            </w:tcBorders>
-            <w:shd w:val="clear" w:color="auto" w:fill="FFFFFF"/>
-            <w:tcMar>
-              <w:top w:w="0" w:type="dxa"/>
-              <w:bottom w:w="0" w:type="dxa"/>
-              <w:left w:w="0" w:type="dxa"/>
-              <w:right w:w="0" w:type="dxa"/>
-            </w:tcMar>
-            <w:vAlign w:val="center"/>
-          </w:tcPr>
-          <w:p>
-            <w:pPr>
-              <w:jc w:val="right"/>
-              <w:pBdr>
-                <w:bottom w:val="none" w:sz="0" w:space="0" w:color="000000"/>
-                <w:top w:val="none" w:sz="0" w:space="0" w:color="000000"/>
-                <w:left w:val="none" w:sz="0" w:space="0" w:color="000000"/>
-                <w:right w:val="none" w:sz="0" w:space="0" w:color="000000"/>
-              </w:pBdr>
-              <w:spacing w:after="100" w:before="100" w:line="240"/>
-              <w:ind w:left="100" w:right="100" w:firstLine="0" w:firstLineChars="0"/>
-              <w:rPr>
-                <w:rFonts w:ascii="Arial" w:hAnsi="Helvetica" w:eastAsia="Helvetica" w:cs="Helvetica"/>
-                <w:i w:val="false"/>
-                <w:b w:val="false"/>
-                <w:u w:val="none"/>
-                <w:strike w:val="false"/>
-                <w:sz w:val="20"/>
-                <w:szCs w:val="20"/>
-                <w:color w:val="000000"/>
-              </w:rPr>
-            </w:pPr>
-            <w:r>
-              <w:rPr>
-                <w:rFonts w:ascii="Arial" w:hAnsi="Helvetica" w:eastAsia="Helvetica" w:cs="Helvetica"/>
-                <w:i w:val="false"/>
-                <w:b w:val="false"/>
-                <w:u w:val="none"/>
-                <w:strike w:val="false"/>
-                <w:sz w:val="20"/>
-                <w:szCs w:val="20"/>
-                <w:color w:val="000000"/>
-              </w:rPr>
-              <w:t xml:space="preserve">70</w:t>
-            </w:r>
-          </w:p>
-        </w:tc>
-        <w:tc>
-          <w:tcPr>
-            <w:tcBorders>
-              <w:bottom w:val="single" w:sz="6" w:space="0" w:color="BEBEBE"/>
-              <w:top w:val="single" w:sz="6" w:space="0" w:color="BEBEBE"/>
-              <w:left w:val="none" w:sz="0" w:space="0" w:color="000000"/>
-              <w:right w:val="none" w:sz="0" w:space="0" w:color="000000"/>
-            </w:tcBorders>
-            <w:shd w:val="clear" w:color="auto" w:fill="FFFFFF"/>
-            <w:tcMar>
-              <w:top w:w="0" w:type="dxa"/>
-              <w:bottom w:w="0" w:type="dxa"/>
-              <w:left w:w="0" w:type="dxa"/>
-              <w:right w:w="0" w:type="dxa"/>
-            </w:tcMar>
-            <w:vAlign w:val="center"/>
-          </w:tcPr>
-          <w:p>
-            <w:pPr>
-              <w:jc w:val="right"/>
-              <w:pBdr>
-                <w:bottom w:val="none" w:sz="0" w:space="0" w:color="000000"/>
-                <w:top w:val="none" w:sz="0" w:space="0" w:color="000000"/>
-                <w:left w:val="none" w:sz="0" w:space="0" w:color="000000"/>
-                <w:right w:val="none" w:sz="0" w:space="0" w:color="000000"/>
-              </w:pBdr>
-              <w:spacing w:after="100" w:before="100" w:line="240"/>
-              <w:ind w:left="100" w:right="100" w:firstLine="0" w:firstLineChars="0"/>
-              <w:rPr>
-                <w:rFonts w:ascii="Arial" w:hAnsi="Helvetica" w:eastAsia="Helvetica" w:cs="Helvetica"/>
-                <w:i w:val="false"/>
-                <w:b w:val="false"/>
-                <w:u w:val="none"/>
-                <w:strike w:val="false"/>
-                <w:sz w:val="20"/>
-                <w:szCs w:val="20"/>
-                <w:color w:val="000000"/>
-              </w:rPr>
-            </w:pPr>
-            <w:r>
-              <w:rPr>
-                <w:rFonts w:ascii="Arial" w:hAnsi="Helvetica" w:eastAsia="Helvetica" w:cs="Helvetica"/>
-                <w:i w:val="false"/>
-                <w:b w:val="false"/>
-                <w:u w:val="none"/>
-                <w:strike w:val="false"/>
-                <w:sz w:val="20"/>
-                <w:szCs w:val="20"/>
-                <w:color w:val="000000"/>
-              </w:rPr>
-              <w:t xml:space="preserve">44</w:t>
-            </w:r>
-          </w:p>
-        </w:tc>
-        <w:tc>
-          <w:tcPr>
-            <w:tcBorders>
-              <w:bottom w:val="single" w:sz="6" w:space="0" w:color="BEBEBE"/>
-              <w:top w:val="single" w:sz="6" w:space="0" w:color="BEBEBE"/>
-              <w:left w:val="none" w:sz="0" w:space="0" w:color="000000"/>
-              <w:right w:val="none" w:sz="0" w:space="0" w:color="000000"/>
-            </w:tcBorders>
-            <w:shd w:val="clear" w:color="auto" w:fill="FFFFFF"/>
-            <w:tcMar>
-              <w:top w:w="0" w:type="dxa"/>
-              <w:bottom w:w="0" w:type="dxa"/>
-              <w:left w:w="0" w:type="dxa"/>
-              <w:right w:w="0" w:type="dxa"/>
-            </w:tcMar>
-            <w:vAlign w:val="center"/>
-          </w:tcPr>
-          <w:p>
-            <w:pPr>
-              <w:jc w:val="right"/>
-              <w:pBdr>
-                <w:bottom w:val="none" w:sz="0" w:space="0" w:color="000000"/>
-                <w:top w:val="none" w:sz="0" w:space="0" w:color="000000"/>
-                <w:left w:val="none" w:sz="0" w:space="0" w:color="000000"/>
-                <w:right w:val="none" w:sz="0" w:space="0" w:color="000000"/>
-              </w:pBdr>
-              <w:spacing w:after="100" w:before="100" w:line="240"/>
-              <w:ind w:left="100" w:right="100" w:firstLine="0" w:firstLineChars="0"/>
-              <w:rPr>
-                <w:rFonts w:ascii="Arial" w:hAnsi="Helvetica" w:eastAsia="Helvetica" w:cs="Helvetica"/>
-                <w:i w:val="false"/>
-                <w:b w:val="false"/>
-                <w:u w:val="none"/>
-                <w:strike w:val="false"/>
-                <w:sz w:val="20"/>
-                <w:szCs w:val="20"/>
-                <w:color w:val="000000"/>
-              </w:rPr>
-            </w:pPr>
-            <w:r>
-              <w:rPr>
-                <w:rFonts w:ascii="Arial" w:hAnsi="Helvetica" w:eastAsia="Helvetica" w:cs="Helvetica"/>
-                <w:i w:val="false"/>
-                <w:b w:val="false"/>
-                <w:u w:val="none"/>
-                <w:strike w:val="false"/>
-                <w:sz w:val="20"/>
-                <w:szCs w:val="20"/>
-                <w:color w:val="000000"/>
-              </w:rPr>
-              <w:t xml:space="preserve">69</w:t>
-            </w:r>
-          </w:p>
-        </w:tc>
-        <w:tc>
-          <w:tcPr>
-            <w:tcBorders>
-              <w:bottom w:val="single" w:sz="6" w:space="0" w:color="BEBEBE"/>
-              <w:top w:val="single" w:sz="6" w:space="0" w:color="BEBEBE"/>
-              <w:left w:val="none" w:sz="0" w:space="0" w:color="000000"/>
-              <w:right w:val="none" w:sz="0" w:space="0" w:color="000000"/>
-            </w:tcBorders>
-            <w:shd w:val="clear" w:color="auto" w:fill="FFFFFF"/>
-            <w:tcMar>
-              <w:top w:w="0" w:type="dxa"/>
-              <w:bottom w:w="0" w:type="dxa"/>
-              <w:left w:w="0" w:type="dxa"/>
-              <w:right w:w="0" w:type="dxa"/>
-            </w:tcMar>
-            <w:vAlign w:val="center"/>
-          </w:tcPr>
-          <w:p>
-            <w:pPr>
-              <w:jc w:val="right"/>
-              <w:pBdr>
-                <w:bottom w:val="none" w:sz="0" w:space="0" w:color="000000"/>
-                <w:top w:val="none" w:sz="0" w:space="0" w:color="000000"/>
-                <w:left w:val="none" w:sz="0" w:space="0" w:color="000000"/>
-                <w:right w:val="none" w:sz="0" w:space="0" w:color="000000"/>
-              </w:pBdr>
-              <w:spacing w:after="100" w:before="100" w:line="240"/>
-              <w:ind w:left="100" w:right="100" w:firstLine="0" w:firstLineChars="0"/>
-              <w:rPr>
-                <w:rFonts w:ascii="Arial" w:hAnsi="Helvetica" w:eastAsia="Helvetica" w:cs="Helvetica"/>
-                <w:i w:val="false"/>
-                <w:b w:val="false"/>
-                <w:u w:val="none"/>
-                <w:strike w:val="false"/>
-                <w:sz w:val="20"/>
-                <w:szCs w:val="20"/>
-                <w:color w:val="000000"/>
-              </w:rPr>
-            </w:pPr>
-            <w:r>
-              <w:rPr>
-                <w:rFonts w:ascii="Arial" w:hAnsi="Helvetica" w:eastAsia="Helvetica" w:cs="Helvetica"/>
-                <w:i w:val="false"/>
-                <w:b w:val="false"/>
-                <w:u w:val="none"/>
-                <w:strike w:val="false"/>
-                <w:sz w:val="20"/>
-                <w:szCs w:val="20"/>
-                <w:color w:val="000000"/>
-              </w:rPr>
-              <w:t xml:space="preserve">41</w:t>
-            </w:r>
-          </w:p>
-        </w:tc>
-        <w:tc>
-          <w:tcPr>
-            <w:tcBorders>
-              <w:bottom w:val="single" w:sz="6" w:space="0" w:color="BEBEBE"/>
-              <w:top w:val="single" w:sz="6" w:space="0" w:color="BEBEBE"/>
-              <w:left w:val="none" w:sz="0" w:space="0" w:color="000000"/>
-              <w:right w:val="none" w:sz="0" w:space="0" w:color="000000"/>
-            </w:tcBorders>
-            <w:shd w:val="clear" w:color="auto" w:fill="FFFFFF"/>
-            <w:tcMar>
-              <w:top w:w="0" w:type="dxa"/>
-              <w:bottom w:w="0" w:type="dxa"/>
-              <w:left w:w="0" w:type="dxa"/>
-              <w:right w:w="0" w:type="dxa"/>
-            </w:tcMar>
-            <w:vAlign w:val="center"/>
-          </w:tcPr>
-          <w:p>
-            <w:pPr>
-              <w:jc w:val="right"/>
-              <w:pBdr>
-                <w:bottom w:val="none" w:sz="0" w:space="0" w:color="000000"/>
-                <w:top w:val="none" w:sz="0" w:space="0" w:color="000000"/>
-                <w:left w:val="none" w:sz="0" w:space="0" w:color="000000"/>
-                <w:right w:val="none" w:sz="0" w:space="0" w:color="000000"/>
-              </w:pBdr>
-              <w:spacing w:after="100" w:before="100" w:line="240"/>
-              <w:ind w:left="100" w:right="100" w:firstLine="0" w:firstLineChars="0"/>
-              <w:rPr>
-                <w:rFonts w:ascii="Arial" w:hAnsi="Helvetica" w:eastAsia="Helvetica" w:cs="Helvetica"/>
-                <w:i w:val="false"/>
-                <w:b w:val="false"/>
-                <w:u w:val="none"/>
-                <w:strike w:val="false"/>
-                <w:sz w:val="20"/>
-                <w:szCs w:val="20"/>
-                <w:color w:val="000000"/>
-              </w:rPr>
-            </w:pPr>
-            <w:r>
-              <w:rPr>
-                <w:rFonts w:ascii="Arial" w:hAnsi="Helvetica" w:eastAsia="Helvetica" w:cs="Helvetica"/>
-                <w:i w:val="false"/>
-                <w:b w:val="false"/>
-                <w:u w:val="none"/>
-                <w:strike w:val="false"/>
-                <w:sz w:val="20"/>
-                <w:szCs w:val="20"/>
-                <w:color w:val="000000"/>
-              </w:rPr>
-              <w:t xml:space="preserve">49</w:t>
-            </w:r>
-          </w:p>
-        </w:tc>
-        <w:tc>
-          <w:tcPr>
-            <w:tcBorders>
-              <w:bottom w:val="single" w:sz="6" w:space="0" w:color="BEBEBE"/>
-              <w:top w:val="single" w:sz="6" w:space="0" w:color="BEBEBE"/>
-              <w:left w:val="none" w:sz="0" w:space="0" w:color="000000"/>
-              <w:right w:val="none" w:sz="0" w:space="0" w:color="000000"/>
-            </w:tcBorders>
-            <w:shd w:val="clear" w:color="auto" w:fill="FFFFFF"/>
-            <w:tcMar>
-              <w:top w:w="0" w:type="dxa"/>
-              <w:bottom w:w="0" w:type="dxa"/>
-              <w:left w:w="0" w:type="dxa"/>
-              <w:right w:w="0" w:type="dxa"/>
-            </w:tcMar>
-            <w:vAlign w:val="center"/>
-          </w:tcPr>
-          <w:p>
-            <w:pPr>
-              <w:jc w:val="right"/>
-              <w:pBdr>
-                <w:bottom w:val="none" w:sz="0" w:space="0" w:color="000000"/>
-                <w:top w:val="none" w:sz="0" w:space="0" w:color="000000"/>
-                <w:left w:val="none" w:sz="0" w:space="0" w:color="000000"/>
-                <w:right w:val="none" w:sz="0" w:space="0" w:color="000000"/>
-              </w:pBdr>
-              <w:spacing w:after="100" w:before="100" w:line="240"/>
-              <w:ind w:left="100" w:right="100" w:firstLine="0" w:firstLineChars="0"/>
-              <w:rPr>
-                <w:rFonts w:ascii="Arial" w:hAnsi="Helvetica" w:eastAsia="Helvetica" w:cs="Helvetica"/>
-                <w:i w:val="false"/>
-                <w:b w:val="false"/>
-                <w:u w:val="none"/>
-                <w:strike w:val="false"/>
-                <w:sz w:val="20"/>
-                <w:szCs w:val="20"/>
-                <w:color w:val="000000"/>
-              </w:rPr>
-            </w:pPr>
-            <w:r>
-              <w:rPr>
-                <w:rFonts w:ascii="Arial" w:hAnsi="Helvetica" w:eastAsia="Helvetica" w:cs="Helvetica"/>
-                <w:i w:val="false"/>
-                <w:b w:val="false"/>
-                <w:u w:val="none"/>
-                <w:strike w:val="false"/>
-                <w:sz w:val="20"/>
-                <w:szCs w:val="20"/>
-                <w:color w:val="000000"/>
-              </w:rPr>
-              <w:t xml:space="preserve">21</w:t>
-            </w:r>
-          </w:p>
-        </w:tc>
-        <w:tc>
-          <w:tcPr>
-            <w:tcBorders>
-              <w:bottom w:val="single" w:sz="6" w:space="0" w:color="BEBEBE"/>
-              <w:top w:val="single" w:sz="6" w:space="0" w:color="BEBEBE"/>
-              <w:left w:val="none" w:sz="0" w:space="0" w:color="000000"/>
-              <w:right w:val="none" w:sz="0" w:space="0" w:color="000000"/>
-            </w:tcBorders>
-            <w:shd w:val="clear" w:color="auto" w:fill="FFFFFF"/>
-            <w:tcMar>
-              <w:top w:w="0" w:type="dxa"/>
-              <w:bottom w:w="0" w:type="dxa"/>
-              <w:left w:w="0" w:type="dxa"/>
-              <w:right w:w="0" w:type="dxa"/>
-            </w:tcMar>
-            <w:vAlign w:val="center"/>
-          </w:tcPr>
-          <w:p>
-            <w:pPr>
-              <w:jc w:val="right"/>
-              <w:pBdr>
-                <w:bottom w:val="none" w:sz="0" w:space="0" w:color="000000"/>
-                <w:top w:val="none" w:sz="0" w:space="0" w:color="000000"/>
-                <w:left w:val="none" w:sz="0" w:space="0" w:color="000000"/>
-                <w:right w:val="none" w:sz="0" w:space="0" w:color="000000"/>
-              </w:pBdr>
-              <w:spacing w:after="100" w:before="100" w:line="240"/>
-              <w:ind w:left="100" w:right="100" w:firstLine="0" w:firstLineChars="0"/>
-              <w:rPr>
-                <w:rFonts w:ascii="Arial" w:hAnsi="Helvetica" w:eastAsia="Helvetica" w:cs="Helvetica"/>
-                <w:i w:val="false"/>
-                <w:b w:val="false"/>
-                <w:u w:val="none"/>
-                <w:strike w:val="false"/>
-                <w:sz w:val="20"/>
-                <w:szCs w:val="20"/>
-                <w:color w:val="000000"/>
-              </w:rPr>
-            </w:pPr>
-            <w:r>
-              <w:rPr>
-                <w:rFonts w:ascii="Arial" w:hAnsi="Helvetica" w:eastAsia="Helvetica" w:cs="Helvetica"/>
-                <w:i w:val="false"/>
-                <w:b w:val="false"/>
-                <w:u w:val="none"/>
-                <w:strike w:val="false"/>
-                <w:sz w:val="20"/>
-                <w:szCs w:val="20"/>
-                <w:color w:val="000000"/>
-              </w:rPr>
-              <w:t xml:space="preserve">22</w:t>
             </w:r>
           </w:p>
         </w:tc>
@@ -2120,7 +2120,7 @@
                 <w:szCs w:val="20"/>
                 <w:color w:val="000000"/>
               </w:rPr>
-              <w:t xml:space="preserve">St. George</w:t>
+              <w:t xml:space="preserve">Gulf</w:t>
             </w:r>
             <w:r>
               <w:rPr>
@@ -2146,7 +2146,7 @@
                 <w:szCs w:val="20"/>
                 <w:color w:val="000000"/>
               </w:rPr>
-              <w:t xml:space="preserve">Basin</w:t>
+              <w:t xml:space="preserve">of</w:t>
             </w:r>
             <w:r>
               <w:rPr>
@@ -2172,115 +2172,249 @@
                 <w:szCs w:val="20"/>
                 <w:color w:val="000000"/>
               </w:rPr>
-              <w:t xml:space="preserve">(GEO)</w:t>
-            </w:r>
-          </w:p>
-        </w:tc>
-        <w:tc>
-          <w:tcPr>
-            <w:tcBorders>
-              <w:bottom w:val="single" w:sz="6" w:space="0" w:color="BEBEBE"/>
-              <w:top w:val="single" w:sz="6" w:space="0" w:color="BEBEBE"/>
-              <w:left w:val="none" w:sz="0" w:space="0" w:color="000000"/>
-              <w:right w:val="none" w:sz="0" w:space="0" w:color="000000"/>
-            </w:tcBorders>
-            <w:shd w:val="clear" w:color="auto" w:fill="FFFFFF"/>
-            <w:tcMar>
-              <w:top w:w="0" w:type="dxa"/>
-              <w:bottom w:w="0" w:type="dxa"/>
-              <w:left w:w="0" w:type="dxa"/>
-              <w:right w:w="0" w:type="dxa"/>
-            </w:tcMar>
-            <w:vAlign w:val="center"/>
-          </w:tcPr>
-          <w:p>
-            <w:pPr>
-              <w:jc w:val="right"/>
-              <w:pBdr>
-                <w:bottom w:val="none" w:sz="0" w:space="0" w:color="000000"/>
-                <w:top w:val="none" w:sz="0" w:space="0" w:color="000000"/>
-                <w:left w:val="none" w:sz="0" w:space="0" w:color="000000"/>
-                <w:right w:val="none" w:sz="0" w:space="0" w:color="000000"/>
-              </w:pBdr>
-              <w:spacing w:after="100" w:before="100" w:line="240"/>
-              <w:ind w:left="100" w:right="100" w:firstLine="0" w:firstLineChars="0"/>
-              <w:rPr>
-                <w:rFonts w:ascii="Arial" w:hAnsi="Helvetica" w:eastAsia="Helvetica" w:cs="Helvetica"/>
-                <w:i w:val="false"/>
-                <w:b w:val="false"/>
-                <w:u w:val="none"/>
-                <w:strike w:val="false"/>
-                <w:sz w:val="20"/>
-                <w:szCs w:val="20"/>
-                <w:color w:val="000000"/>
-              </w:rPr>
-            </w:pPr>
-            <w:r>
-              <w:rPr>
-                <w:rFonts w:ascii="Arial" w:hAnsi="Helvetica" w:eastAsia="Helvetica" w:cs="Helvetica"/>
-                <w:i w:val="false"/>
-                <w:b w:val="false"/>
-                <w:u w:val="none"/>
-                <w:strike w:val="false"/>
-                <w:sz w:val="20"/>
-                <w:szCs w:val="20"/>
-                <w:color w:val="000000"/>
-              </w:rPr>
-              <w:t xml:space="preserve">41</w:t>
-            </w:r>
-          </w:p>
-        </w:tc>
-        <w:tc>
-          <w:tcPr>
-            <w:tcBorders>
-              <w:bottom w:val="single" w:sz="6" w:space="0" w:color="BEBEBE"/>
-              <w:top w:val="single" w:sz="6" w:space="0" w:color="BEBEBE"/>
-              <w:left w:val="none" w:sz="0" w:space="0" w:color="000000"/>
-              <w:right w:val="none" w:sz="0" w:space="0" w:color="000000"/>
-            </w:tcBorders>
-            <w:shd w:val="clear" w:color="auto" w:fill="FFFFFF"/>
-            <w:tcMar>
-              <w:top w:w="0" w:type="dxa"/>
-              <w:bottom w:w="0" w:type="dxa"/>
-              <w:left w:w="0" w:type="dxa"/>
-              <w:right w:w="0" w:type="dxa"/>
-            </w:tcMar>
-            <w:vAlign w:val="center"/>
-          </w:tcPr>
-          <w:p>
-            <w:pPr>
-              <w:jc w:val="right"/>
-              <w:pBdr>
-                <w:bottom w:val="none" w:sz="0" w:space="0" w:color="000000"/>
-                <w:top w:val="none" w:sz="0" w:space="0" w:color="000000"/>
-                <w:left w:val="none" w:sz="0" w:space="0" w:color="000000"/>
-                <w:right w:val="none" w:sz="0" w:space="0" w:color="000000"/>
-              </w:pBdr>
-              <w:spacing w:after="100" w:before="100" w:line="240"/>
-              <w:ind w:left="100" w:right="100" w:firstLine="0" w:firstLineChars="0"/>
-              <w:rPr>
-                <w:rFonts w:ascii="Arial" w:hAnsi="Helvetica" w:eastAsia="Helvetica" w:cs="Helvetica"/>
-                <w:i w:val="false"/>
-                <w:b w:val="false"/>
-                <w:u w:val="none"/>
-                <w:strike w:val="false"/>
-                <w:sz w:val="20"/>
-                <w:szCs w:val="20"/>
-                <w:color w:val="000000"/>
-              </w:rPr>
-            </w:pPr>
-            <w:r>
-              <w:rPr>
-                <w:rFonts w:ascii="Arial" w:hAnsi="Helvetica" w:eastAsia="Helvetica" w:cs="Helvetica"/>
-                <w:i w:val="false"/>
-                <w:b w:val="false"/>
-                <w:u w:val="none"/>
-                <w:strike w:val="false"/>
-                <w:sz w:val="20"/>
-                <w:szCs w:val="20"/>
-                <w:color w:val="000000"/>
-              </w:rPr>
-              <w:t xml:space="preserve">65</w:t>
+              <w:t xml:space="preserve">Alaska</w:t>
+            </w:r>
+            <w:r>
+              <w:rPr>
+                <w:rFonts w:ascii="Arial" w:hAnsi="Helvetica" w:eastAsia="Helvetica" w:cs="Helvetica"/>
+                <w:i w:val="false"/>
+                <w:b w:val="false"/>
+                <w:u w:val="none"/>
+                <w:strike w:val="false"/>
+                <w:sz w:val="20"/>
+                <w:szCs w:val="20"/>
+                <w:color w:val="000000"/>
+              </w:rPr>
+              <w:t xml:space="preserve"> </w:t>
+            </w:r>
+            <w:r>
+              <w:rPr>
+                <w:rFonts w:ascii="Arial" w:hAnsi="Helvetica" w:eastAsia="Helvetica" w:cs="Helvetica"/>
+                <w:i w:val="false"/>
+                <w:b w:val="false"/>
+                <w:u w:val="none"/>
+                <w:strike w:val="false"/>
+                <w:sz w:val="20"/>
+                <w:szCs w:val="20"/>
+                <w:color w:val="000000"/>
+              </w:rPr>
+              <w:t xml:space="preserve">(GOA)</w:t>
+            </w:r>
+          </w:p>
+        </w:tc>
+        <w:tc>
+          <w:tcPr>
+            <w:tcBorders>
+              <w:bottom w:val="single" w:sz="6" w:space="0" w:color="BEBEBE"/>
+              <w:top w:val="single" w:sz="6" w:space="0" w:color="BEBEBE"/>
+              <w:left w:val="none" w:sz="0" w:space="0" w:color="000000"/>
+              <w:right w:val="none" w:sz="0" w:space="0" w:color="000000"/>
+            </w:tcBorders>
+            <w:shd w:val="clear" w:color="auto" w:fill="FFFFFF"/>
+            <w:tcMar>
+              <w:top w:w="0" w:type="dxa"/>
+              <w:bottom w:w="0" w:type="dxa"/>
+              <w:left w:w="0" w:type="dxa"/>
+              <w:right w:w="0" w:type="dxa"/>
+            </w:tcMar>
+            <w:vAlign w:val="center"/>
+          </w:tcPr>
+          <w:p>
+            <w:pPr>
+              <w:jc w:val="right"/>
+              <w:pBdr>
+                <w:bottom w:val="none" w:sz="0" w:space="0" w:color="000000"/>
+                <w:top w:val="none" w:sz="0" w:space="0" w:color="000000"/>
+                <w:left w:val="none" w:sz="0" w:space="0" w:color="000000"/>
+                <w:right w:val="none" w:sz="0" w:space="0" w:color="000000"/>
+              </w:pBdr>
+              <w:spacing w:after="100" w:before="100" w:line="240"/>
+              <w:ind w:left="100" w:right="100" w:firstLine="0" w:firstLineChars="0"/>
+              <w:rPr>
+                <w:rFonts w:ascii="Arial" w:hAnsi="Helvetica" w:eastAsia="Helvetica" w:cs="Helvetica"/>
+                <w:i w:val="false"/>
+                <w:b w:val="false"/>
+                <w:u w:val="none"/>
+                <w:strike w:val="false"/>
+                <w:sz w:val="20"/>
+                <w:szCs w:val="20"/>
+                <w:color w:val="000000"/>
+              </w:rPr>
+            </w:pPr>
+            <w:r>
+              <w:rPr>
+                <w:rFonts w:ascii="Arial" w:hAnsi="Helvetica" w:eastAsia="Helvetica" w:cs="Helvetica"/>
+                <w:i w:val="false"/>
+                <w:b w:val="false"/>
+                <w:u w:val="none"/>
+                <w:strike w:val="false"/>
+                <w:sz w:val="20"/>
+                <w:szCs w:val="20"/>
+                <w:color w:val="000000"/>
+              </w:rPr>
+              <w:t xml:space="preserve">40</w:t>
+            </w:r>
+          </w:p>
+        </w:tc>
+        <w:tc>
+          <w:tcPr>
+            <w:tcBorders>
+              <w:bottom w:val="single" w:sz="6" w:space="0" w:color="BEBEBE"/>
+              <w:top w:val="single" w:sz="6" w:space="0" w:color="BEBEBE"/>
+              <w:left w:val="none" w:sz="0" w:space="0" w:color="000000"/>
+              <w:right w:val="none" w:sz="0" w:space="0" w:color="000000"/>
+            </w:tcBorders>
+            <w:shd w:val="clear" w:color="auto" w:fill="FFFFFF"/>
+            <w:tcMar>
+              <w:top w:w="0" w:type="dxa"/>
+              <w:bottom w:w="0" w:type="dxa"/>
+              <w:left w:w="0" w:type="dxa"/>
+              <w:right w:w="0" w:type="dxa"/>
+            </w:tcMar>
+            <w:vAlign w:val="center"/>
+          </w:tcPr>
+          <w:p>
+            <w:pPr>
+              <w:jc w:val="right"/>
+              <w:pBdr>
+                <w:bottom w:val="none" w:sz="0" w:space="0" w:color="000000"/>
+                <w:top w:val="none" w:sz="0" w:space="0" w:color="000000"/>
+                <w:left w:val="none" w:sz="0" w:space="0" w:color="000000"/>
+                <w:right w:val="none" w:sz="0" w:space="0" w:color="000000"/>
+              </w:pBdr>
+              <w:spacing w:after="100" w:before="100" w:line="240"/>
+              <w:ind w:left="100" w:right="100" w:firstLine="0" w:firstLineChars="0"/>
+              <w:rPr>
+                <w:rFonts w:ascii="Arial" w:hAnsi="Helvetica" w:eastAsia="Helvetica" w:cs="Helvetica"/>
+                <w:i w:val="false"/>
+                <w:b w:val="false"/>
+                <w:u w:val="none"/>
+                <w:strike w:val="false"/>
+                <w:sz w:val="20"/>
+                <w:szCs w:val="20"/>
+                <w:color w:val="000000"/>
+              </w:rPr>
+            </w:pPr>
+            <w:r>
+              <w:rPr>
+                <w:rFonts w:ascii="Arial" w:hAnsi="Helvetica" w:eastAsia="Helvetica" w:cs="Helvetica"/>
+                <w:i w:val="false"/>
+                <w:b w:val="false"/>
+                <w:u w:val="none"/>
+                <w:strike w:val="false"/>
+                <w:sz w:val="20"/>
+                <w:szCs w:val="20"/>
+                <w:color w:val="000000"/>
+              </w:rPr>
+              <w:t xml:space="preserve">73</w:t>
+            </w:r>
+          </w:p>
+        </w:tc>
+        <w:tc>
+          <w:tcPr>
+            <w:tcBorders>
+              <w:bottom w:val="single" w:sz="6" w:space="0" w:color="BEBEBE"/>
+              <w:top w:val="single" w:sz="6" w:space="0" w:color="BEBEBE"/>
+              <w:left w:val="none" w:sz="0" w:space="0" w:color="000000"/>
+              <w:right w:val="none" w:sz="0" w:space="0" w:color="000000"/>
+            </w:tcBorders>
+            <w:shd w:val="clear" w:color="auto" w:fill="FFFFFF"/>
+            <w:tcMar>
+              <w:top w:w="0" w:type="dxa"/>
+              <w:bottom w:w="0" w:type="dxa"/>
+              <w:left w:w="0" w:type="dxa"/>
+              <w:right w:w="0" w:type="dxa"/>
+            </w:tcMar>
+            <w:vAlign w:val="center"/>
+          </w:tcPr>
+          <w:p>
+            <w:pPr>
+              <w:jc w:val="right"/>
+              <w:pBdr>
+                <w:bottom w:val="none" w:sz="0" w:space="0" w:color="000000"/>
+                <w:top w:val="none" w:sz="0" w:space="0" w:color="000000"/>
+                <w:left w:val="none" w:sz="0" w:space="0" w:color="000000"/>
+                <w:right w:val="none" w:sz="0" w:space="0" w:color="000000"/>
+              </w:pBdr>
+              <w:spacing w:after="100" w:before="100" w:line="240"/>
+              <w:ind w:left="100" w:right="100" w:firstLine="0" w:firstLineChars="0"/>
+              <w:rPr>
+                <w:rFonts w:ascii="Arial" w:hAnsi="Helvetica" w:eastAsia="Helvetica" w:cs="Helvetica"/>
+                <w:i w:val="false"/>
+                <w:b w:val="false"/>
+                <w:u w:val="none"/>
+                <w:strike w:val="false"/>
+                <w:sz w:val="20"/>
+                <w:szCs w:val="20"/>
+                <w:color w:val="000000"/>
+              </w:rPr>
+            </w:pPr>
+            <w:r>
+              <w:rPr>
+                <w:rFonts w:ascii="Arial" w:hAnsi="Helvetica" w:eastAsia="Helvetica" w:cs="Helvetica"/>
+                <w:i w:val="false"/>
+                <w:b w:val="false"/>
+                <w:u w:val="none"/>
+                <w:strike w:val="false"/>
+                <w:sz w:val="20"/>
+                <w:szCs w:val="20"/>
+                <w:color w:val="000000"/>
+              </w:rPr>
+              <w:t xml:space="preserve">22</w:t>
+            </w:r>
+          </w:p>
+        </w:tc>
+        <w:tc>
+          <w:tcPr>
+            <w:tcBorders>
+              <w:bottom w:val="single" w:sz="6" w:space="0" w:color="BEBEBE"/>
+              <w:top w:val="single" w:sz="6" w:space="0" w:color="BEBEBE"/>
+              <w:left w:val="none" w:sz="0" w:space="0" w:color="000000"/>
+              <w:right w:val="none" w:sz="0" w:space="0" w:color="000000"/>
+            </w:tcBorders>
+            <w:shd w:val="clear" w:color="auto" w:fill="FFFFFF"/>
+            <w:tcMar>
+              <w:top w:w="0" w:type="dxa"/>
+              <w:bottom w:w="0" w:type="dxa"/>
+              <w:left w:w="0" w:type="dxa"/>
+              <w:right w:w="0" w:type="dxa"/>
+            </w:tcMar>
+            <w:vAlign w:val="center"/>
+          </w:tcPr>
+          <w:p>
+            <w:pPr>
+              <w:jc w:val="right"/>
+              <w:pBdr>
+                <w:bottom w:val="none" w:sz="0" w:space="0" w:color="000000"/>
+                <w:top w:val="none" w:sz="0" w:space="0" w:color="000000"/>
+                <w:left w:val="none" w:sz="0" w:space="0" w:color="000000"/>
+                <w:right w:val="none" w:sz="0" w:space="0" w:color="000000"/>
+              </w:pBdr>
+              <w:spacing w:after="100" w:before="100" w:line="240"/>
+              <w:ind w:left="100" w:right="100" w:firstLine="0" w:firstLineChars="0"/>
+              <w:rPr>
+                <w:rFonts w:ascii="Arial" w:hAnsi="Helvetica" w:eastAsia="Helvetica" w:cs="Helvetica"/>
+                <w:i w:val="false"/>
+                <w:b w:val="false"/>
+                <w:u w:val="none"/>
+                <w:strike w:val="false"/>
+                <w:sz w:val="20"/>
+                <w:szCs w:val="20"/>
+                <w:color w:val="000000"/>
+              </w:rPr>
+            </w:pPr>
+            <w:r>
+              <w:rPr>
+                <w:rFonts w:ascii="Arial" w:hAnsi="Helvetica" w:eastAsia="Helvetica" w:cs="Helvetica"/>
+                <w:i w:val="false"/>
+                <w:b w:val="false"/>
+                <w:u w:val="none"/>
+                <w:strike w:val="false"/>
+                <w:sz w:val="20"/>
+                <w:szCs w:val="20"/>
+                <w:color w:val="000000"/>
+              </w:rPr>
+              <w:t xml:space="preserve">28</w:t>
             </w:r>
           </w:p>
         </w:tc>
@@ -2388,331 +2522,223 @@
                 <w:szCs w:val="20"/>
                 <w:color w:val="000000"/>
               </w:rPr>
-              <w:t xml:space="preserve">37</w:t>
-            </w:r>
-          </w:p>
-        </w:tc>
-        <w:tc>
-          <w:tcPr>
-            <w:tcBorders>
-              <w:bottom w:val="single" w:sz="6" w:space="0" w:color="BEBEBE"/>
-              <w:top w:val="single" w:sz="6" w:space="0" w:color="BEBEBE"/>
-              <w:left w:val="none" w:sz="0" w:space="0" w:color="000000"/>
-              <w:right w:val="none" w:sz="0" w:space="0" w:color="000000"/>
-            </w:tcBorders>
-            <w:shd w:val="clear" w:color="auto" w:fill="FFFFFF"/>
-            <w:tcMar>
-              <w:top w:w="0" w:type="dxa"/>
-              <w:bottom w:w="0" w:type="dxa"/>
-              <w:left w:w="0" w:type="dxa"/>
-              <w:right w:w="0" w:type="dxa"/>
-            </w:tcMar>
-            <w:vAlign w:val="center"/>
-          </w:tcPr>
-          <w:p>
-            <w:pPr>
-              <w:jc w:val="right"/>
-              <w:pBdr>
-                <w:bottom w:val="none" w:sz="0" w:space="0" w:color="000000"/>
-                <w:top w:val="none" w:sz="0" w:space="0" w:color="000000"/>
-                <w:left w:val="none" w:sz="0" w:space="0" w:color="000000"/>
-                <w:right w:val="none" w:sz="0" w:space="0" w:color="000000"/>
-              </w:pBdr>
-              <w:spacing w:after="100" w:before="100" w:line="240"/>
-              <w:ind w:left="100" w:right="100" w:firstLine="0" w:firstLineChars="0"/>
-              <w:rPr>
-                <w:rFonts w:ascii="Arial" w:hAnsi="Helvetica" w:eastAsia="Helvetica" w:cs="Helvetica"/>
-                <w:i w:val="false"/>
-                <w:b w:val="false"/>
-                <w:u w:val="none"/>
-                <w:strike w:val="false"/>
-                <w:sz w:val="20"/>
-                <w:szCs w:val="20"/>
-                <w:color w:val="000000"/>
-              </w:rPr>
-            </w:pPr>
-            <w:r>
-              <w:rPr>
-                <w:rFonts w:ascii="Arial" w:hAnsi="Helvetica" w:eastAsia="Helvetica" w:cs="Helvetica"/>
-                <w:i w:val="false"/>
-                <w:b w:val="false"/>
-                <w:u w:val="none"/>
-                <w:strike w:val="false"/>
-                <w:sz w:val="20"/>
-                <w:szCs w:val="20"/>
-                <w:color w:val="000000"/>
-              </w:rPr>
-              <w:t xml:space="preserve">32</w:t>
-            </w:r>
-          </w:p>
-        </w:tc>
-        <w:tc>
-          <w:tcPr>
-            <w:tcBorders>
-              <w:bottom w:val="single" w:sz="6" w:space="0" w:color="BEBEBE"/>
-              <w:top w:val="single" w:sz="6" w:space="0" w:color="BEBEBE"/>
-              <w:left w:val="none" w:sz="0" w:space="0" w:color="000000"/>
-              <w:right w:val="none" w:sz="0" w:space="0" w:color="000000"/>
-            </w:tcBorders>
-            <w:shd w:val="clear" w:color="auto" w:fill="FFFFFF"/>
-            <w:tcMar>
-              <w:top w:w="0" w:type="dxa"/>
-              <w:bottom w:w="0" w:type="dxa"/>
-              <w:left w:w="0" w:type="dxa"/>
-              <w:right w:w="0" w:type="dxa"/>
-            </w:tcMar>
-            <w:vAlign w:val="center"/>
-          </w:tcPr>
-          <w:p>
-            <w:pPr>
-              <w:jc w:val="right"/>
-              <w:pBdr>
-                <w:bottom w:val="none" w:sz="0" w:space="0" w:color="000000"/>
-                <w:top w:val="none" w:sz="0" w:space="0" w:color="000000"/>
-                <w:left w:val="none" w:sz="0" w:space="0" w:color="000000"/>
-                <w:right w:val="none" w:sz="0" w:space="0" w:color="000000"/>
-              </w:pBdr>
-              <w:spacing w:after="100" w:before="100" w:line="240"/>
-              <w:ind w:left="100" w:right="100" w:firstLine="0" w:firstLineChars="0"/>
-              <w:rPr>
-                <w:rFonts w:ascii="Arial" w:hAnsi="Helvetica" w:eastAsia="Helvetica" w:cs="Helvetica"/>
-                <w:i w:val="false"/>
-                <w:b w:val="false"/>
-                <w:u w:val="none"/>
-                <w:strike w:val="false"/>
-                <w:sz w:val="20"/>
-                <w:szCs w:val="20"/>
-                <w:color w:val="000000"/>
-              </w:rPr>
-            </w:pPr>
-            <w:r>
-              <w:rPr>
-                <w:rFonts w:ascii="Arial" w:hAnsi="Helvetica" w:eastAsia="Helvetica" w:cs="Helvetica"/>
-                <w:i w:val="false"/>
-                <w:b w:val="false"/>
-                <w:u w:val="none"/>
-                <w:strike w:val="false"/>
-                <w:sz w:val="20"/>
-                <w:szCs w:val="20"/>
-                <w:color w:val="000000"/>
-              </w:rPr>
-              <w:t xml:space="preserve">73</w:t>
-            </w:r>
-          </w:p>
-        </w:tc>
-        <w:tc>
-          <w:tcPr>
-            <w:tcBorders>
-              <w:bottom w:val="single" w:sz="6" w:space="0" w:color="BEBEBE"/>
-              <w:top w:val="single" w:sz="6" w:space="0" w:color="BEBEBE"/>
-              <w:left w:val="none" w:sz="0" w:space="0" w:color="000000"/>
-              <w:right w:val="none" w:sz="0" w:space="0" w:color="000000"/>
-            </w:tcBorders>
-            <w:shd w:val="clear" w:color="auto" w:fill="FFFFFF"/>
-            <w:tcMar>
-              <w:top w:w="0" w:type="dxa"/>
-              <w:bottom w:w="0" w:type="dxa"/>
-              <w:left w:w="0" w:type="dxa"/>
-              <w:right w:w="0" w:type="dxa"/>
-            </w:tcMar>
-            <w:vAlign w:val="center"/>
-          </w:tcPr>
-          <w:p>
-            <w:pPr>
-              <w:jc w:val="right"/>
-              <w:pBdr>
-                <w:bottom w:val="none" w:sz="0" w:space="0" w:color="000000"/>
-                <w:top w:val="none" w:sz="0" w:space="0" w:color="000000"/>
-                <w:left w:val="none" w:sz="0" w:space="0" w:color="000000"/>
-                <w:right w:val="none" w:sz="0" w:space="0" w:color="000000"/>
-              </w:pBdr>
-              <w:spacing w:after="100" w:before="100" w:line="240"/>
-              <w:ind w:left="100" w:right="100" w:firstLine="0" w:firstLineChars="0"/>
-              <w:rPr>
-                <w:rFonts w:ascii="Arial" w:hAnsi="Helvetica" w:eastAsia="Helvetica" w:cs="Helvetica"/>
-                <w:i w:val="false"/>
-                <w:b w:val="false"/>
-                <w:u w:val="none"/>
-                <w:strike w:val="false"/>
-                <w:sz w:val="20"/>
-                <w:szCs w:val="20"/>
-                <w:color w:val="000000"/>
-              </w:rPr>
-            </w:pPr>
-            <w:r>
-              <w:rPr>
-                <w:rFonts w:ascii="Arial" w:hAnsi="Helvetica" w:eastAsia="Helvetica" w:cs="Helvetica"/>
-                <w:i w:val="false"/>
-                <w:b w:val="false"/>
-                <w:u w:val="none"/>
-                <w:strike w:val="false"/>
-                <w:sz w:val="20"/>
-                <w:szCs w:val="20"/>
-                <w:color w:val="000000"/>
-              </w:rPr>
-              <w:t xml:space="preserve">31</w:t>
-            </w:r>
-          </w:p>
-        </w:tc>
-        <w:tc>
-          <w:tcPr>
-            <w:tcBorders>
-              <w:bottom w:val="single" w:sz="6" w:space="0" w:color="BEBEBE"/>
-              <w:top w:val="single" w:sz="6" w:space="0" w:color="BEBEBE"/>
-              <w:left w:val="none" w:sz="0" w:space="0" w:color="000000"/>
-              <w:right w:val="none" w:sz="0" w:space="0" w:color="000000"/>
-            </w:tcBorders>
-            <w:shd w:val="clear" w:color="auto" w:fill="FFFFFF"/>
-            <w:tcMar>
-              <w:top w:w="0" w:type="dxa"/>
-              <w:bottom w:w="0" w:type="dxa"/>
-              <w:left w:w="0" w:type="dxa"/>
-              <w:right w:w="0" w:type="dxa"/>
-            </w:tcMar>
-            <w:vAlign w:val="center"/>
-          </w:tcPr>
-          <w:p>
-            <w:pPr>
-              <w:jc w:val="right"/>
-              <w:pBdr>
-                <w:bottom w:val="none" w:sz="0" w:space="0" w:color="000000"/>
-                <w:top w:val="none" w:sz="0" w:space="0" w:color="000000"/>
-                <w:left w:val="none" w:sz="0" w:space="0" w:color="000000"/>
-                <w:right w:val="none" w:sz="0" w:space="0" w:color="000000"/>
-              </w:pBdr>
-              <w:spacing w:after="100" w:before="100" w:line="240"/>
-              <w:ind w:left="100" w:right="100" w:firstLine="0" w:firstLineChars="0"/>
-              <w:rPr>
-                <w:rFonts w:ascii="Arial" w:hAnsi="Helvetica" w:eastAsia="Helvetica" w:cs="Helvetica"/>
-                <w:i w:val="false"/>
-                <w:b w:val="false"/>
-                <w:u w:val="none"/>
-                <w:strike w:val="false"/>
-                <w:sz w:val="20"/>
-                <w:szCs w:val="20"/>
-                <w:color w:val="000000"/>
-              </w:rPr>
-            </w:pPr>
-            <w:r>
-              <w:rPr>
-                <w:rFonts w:ascii="Arial" w:hAnsi="Helvetica" w:eastAsia="Helvetica" w:cs="Helvetica"/>
-                <w:i w:val="false"/>
-                <w:b w:val="false"/>
-                <w:u w:val="none"/>
-                <w:strike w:val="false"/>
-                <w:sz w:val="20"/>
-                <w:szCs w:val="20"/>
-                <w:color w:val="000000"/>
-              </w:rPr>
-              <w:t xml:space="preserve">60</w:t>
-            </w:r>
-          </w:p>
-        </w:tc>
-        <w:tc>
-          <w:tcPr>
-            <w:tcBorders>
-              <w:bottom w:val="single" w:sz="6" w:space="0" w:color="BEBEBE"/>
-              <w:top w:val="single" w:sz="6" w:space="0" w:color="BEBEBE"/>
-              <w:left w:val="none" w:sz="0" w:space="0" w:color="000000"/>
-              <w:right w:val="none" w:sz="0" w:space="0" w:color="000000"/>
-            </w:tcBorders>
-            <w:shd w:val="clear" w:color="auto" w:fill="FFFFFF"/>
-            <w:tcMar>
-              <w:top w:w="0" w:type="dxa"/>
-              <w:bottom w:w="0" w:type="dxa"/>
-              <w:left w:w="0" w:type="dxa"/>
-              <w:right w:w="0" w:type="dxa"/>
-            </w:tcMar>
-            <w:vAlign w:val="center"/>
-          </w:tcPr>
-          <w:p>
-            <w:pPr>
-              <w:jc w:val="right"/>
-              <w:pBdr>
-                <w:bottom w:val="none" w:sz="0" w:space="0" w:color="000000"/>
-                <w:top w:val="none" w:sz="0" w:space="0" w:color="000000"/>
-                <w:left w:val="none" w:sz="0" w:space="0" w:color="000000"/>
-                <w:right w:val="none" w:sz="0" w:space="0" w:color="000000"/>
-              </w:pBdr>
-              <w:spacing w:after="100" w:before="100" w:line="240"/>
-              <w:ind w:left="100" w:right="100" w:firstLine="0" w:firstLineChars="0"/>
-              <w:rPr>
-                <w:rFonts w:ascii="Arial" w:hAnsi="Helvetica" w:eastAsia="Helvetica" w:cs="Helvetica"/>
-                <w:i w:val="false"/>
-                <w:b w:val="false"/>
-                <w:u w:val="none"/>
-                <w:strike w:val="false"/>
-                <w:sz w:val="20"/>
-                <w:szCs w:val="20"/>
-                <w:color w:val="000000"/>
-              </w:rPr>
-            </w:pPr>
-            <w:r>
-              <w:rPr>
-                <w:rFonts w:ascii="Arial" w:hAnsi="Helvetica" w:eastAsia="Helvetica" w:cs="Helvetica"/>
-                <w:i w:val="false"/>
-                <w:b w:val="false"/>
-                <w:u w:val="none"/>
-                <w:strike w:val="false"/>
-                <w:sz w:val="20"/>
-                <w:szCs w:val="20"/>
-                <w:color w:val="000000"/>
-              </w:rPr>
-              <w:t xml:space="preserve">4</w:t>
-            </w:r>
-          </w:p>
-        </w:tc>
-        <w:tc>
-          <w:tcPr>
-            <w:tcBorders>
-              <w:bottom w:val="single" w:sz="6" w:space="0" w:color="BEBEBE"/>
-              <w:top w:val="single" w:sz="6" w:space="0" w:color="BEBEBE"/>
-              <w:left w:val="none" w:sz="0" w:space="0" w:color="000000"/>
-              <w:right w:val="none" w:sz="0" w:space="0" w:color="000000"/>
-            </w:tcBorders>
-            <w:shd w:val="clear" w:color="auto" w:fill="FFFFFF"/>
-            <w:tcMar>
-              <w:top w:w="0" w:type="dxa"/>
-              <w:bottom w:w="0" w:type="dxa"/>
-              <w:left w:w="0" w:type="dxa"/>
-              <w:right w:w="0" w:type="dxa"/>
-            </w:tcMar>
-            <w:vAlign w:val="center"/>
-          </w:tcPr>
-          <w:p>
-            <w:pPr>
-              <w:jc w:val="right"/>
-              <w:pBdr>
-                <w:bottom w:val="none" w:sz="0" w:space="0" w:color="000000"/>
-                <w:top w:val="none" w:sz="0" w:space="0" w:color="000000"/>
-                <w:left w:val="none" w:sz="0" w:space="0" w:color="000000"/>
-                <w:right w:val="none" w:sz="0" w:space="0" w:color="000000"/>
-              </w:pBdr>
-              <w:spacing w:after="100" w:before="100" w:line="240"/>
-              <w:ind w:left="100" w:right="100" w:firstLine="0" w:firstLineChars="0"/>
-              <w:rPr>
-                <w:rFonts w:ascii="Arial" w:hAnsi="Helvetica" w:eastAsia="Helvetica" w:cs="Helvetica"/>
-                <w:i w:val="false"/>
-                <w:b w:val="false"/>
-                <w:u w:val="none"/>
-                <w:strike w:val="false"/>
-                <w:sz w:val="20"/>
-                <w:szCs w:val="20"/>
-                <w:color w:val="000000"/>
-              </w:rPr>
-            </w:pPr>
-            <w:r>
-              <w:rPr>
-                <w:rFonts w:ascii="Arial" w:hAnsi="Helvetica" w:eastAsia="Helvetica" w:cs="Helvetica"/>
-                <w:i w:val="false"/>
-                <w:b w:val="false"/>
-                <w:u w:val="none"/>
-                <w:strike w:val="false"/>
-                <w:sz w:val="20"/>
-                <w:szCs w:val="20"/>
-                <w:color w:val="000000"/>
-              </w:rPr>
-              <w:t xml:space="preserve">283</w:t>
+              <w:t xml:space="preserve">64</w:t>
+            </w:r>
+          </w:p>
+        </w:tc>
+        <w:tc>
+          <w:tcPr>
+            <w:tcBorders>
+              <w:bottom w:val="single" w:sz="6" w:space="0" w:color="BEBEBE"/>
+              <w:top w:val="single" w:sz="6" w:space="0" w:color="BEBEBE"/>
+              <w:left w:val="none" w:sz="0" w:space="0" w:color="000000"/>
+              <w:right w:val="none" w:sz="0" w:space="0" w:color="000000"/>
+            </w:tcBorders>
+            <w:shd w:val="clear" w:color="auto" w:fill="FFFFFF"/>
+            <w:tcMar>
+              <w:top w:w="0" w:type="dxa"/>
+              <w:bottom w:w="0" w:type="dxa"/>
+              <w:left w:w="0" w:type="dxa"/>
+              <w:right w:w="0" w:type="dxa"/>
+            </w:tcMar>
+            <w:vAlign w:val="center"/>
+          </w:tcPr>
+          <w:p>
+            <w:pPr>
+              <w:jc w:val="right"/>
+              <w:pBdr>
+                <w:bottom w:val="none" w:sz="0" w:space="0" w:color="000000"/>
+                <w:top w:val="none" w:sz="0" w:space="0" w:color="000000"/>
+                <w:left w:val="none" w:sz="0" w:space="0" w:color="000000"/>
+                <w:right w:val="none" w:sz="0" w:space="0" w:color="000000"/>
+              </w:pBdr>
+              <w:spacing w:after="100" w:before="100" w:line="240"/>
+              <w:ind w:left="100" w:right="100" w:firstLine="0" w:firstLineChars="0"/>
+              <w:rPr>
+                <w:rFonts w:ascii="Arial" w:hAnsi="Helvetica" w:eastAsia="Helvetica" w:cs="Helvetica"/>
+                <w:i w:val="false"/>
+                <w:b w:val="false"/>
+                <w:u w:val="none"/>
+                <w:strike w:val="false"/>
+                <w:sz w:val="20"/>
+                <w:szCs w:val="20"/>
+                <w:color w:val="000000"/>
+              </w:rPr>
+            </w:pPr>
+            <w:r>
+              <w:rPr>
+                <w:rFonts w:ascii="Arial" w:hAnsi="Helvetica" w:eastAsia="Helvetica" w:cs="Helvetica"/>
+                <w:i w:val="false"/>
+                <w:b w:val="false"/>
+                <w:u w:val="none"/>
+                <w:strike w:val="false"/>
+                <w:sz w:val="20"/>
+                <w:szCs w:val="20"/>
+                <w:color w:val="000000"/>
+              </w:rPr>
+              <w:t xml:space="preserve">23</w:t>
+            </w:r>
+          </w:p>
+        </w:tc>
+        <w:tc>
+          <w:tcPr>
+            <w:tcBorders>
+              <w:bottom w:val="single" w:sz="6" w:space="0" w:color="BEBEBE"/>
+              <w:top w:val="single" w:sz="6" w:space="0" w:color="BEBEBE"/>
+              <w:left w:val="none" w:sz="0" w:space="0" w:color="000000"/>
+              <w:right w:val="none" w:sz="0" w:space="0" w:color="000000"/>
+            </w:tcBorders>
+            <w:shd w:val="clear" w:color="auto" w:fill="FFFFFF"/>
+            <w:tcMar>
+              <w:top w:w="0" w:type="dxa"/>
+              <w:bottom w:w="0" w:type="dxa"/>
+              <w:left w:w="0" w:type="dxa"/>
+              <w:right w:w="0" w:type="dxa"/>
+            </w:tcMar>
+            <w:vAlign w:val="center"/>
+          </w:tcPr>
+          <w:p>
+            <w:pPr>
+              <w:jc w:val="right"/>
+              <w:pBdr>
+                <w:bottom w:val="none" w:sz="0" w:space="0" w:color="000000"/>
+                <w:top w:val="none" w:sz="0" w:space="0" w:color="000000"/>
+                <w:left w:val="none" w:sz="0" w:space="0" w:color="000000"/>
+                <w:right w:val="none" w:sz="0" w:space="0" w:color="000000"/>
+              </w:pBdr>
+              <w:spacing w:after="100" w:before="100" w:line="240"/>
+              <w:ind w:left="100" w:right="100" w:firstLine="0" w:firstLineChars="0"/>
+              <w:rPr>
+                <w:rFonts w:ascii="Arial" w:hAnsi="Helvetica" w:eastAsia="Helvetica" w:cs="Helvetica"/>
+                <w:i w:val="false"/>
+                <w:b w:val="false"/>
+                <w:u w:val="none"/>
+                <w:strike w:val="false"/>
+                <w:sz w:val="20"/>
+                <w:szCs w:val="20"/>
+                <w:color w:val="000000"/>
+              </w:rPr>
+            </w:pPr>
+            <w:r>
+              <w:rPr>
+                <w:rFonts w:ascii="Arial" w:hAnsi="Helvetica" w:eastAsia="Helvetica" w:cs="Helvetica"/>
+                <w:i w:val="false"/>
+                <w:b w:val="false"/>
+                <w:u w:val="none"/>
+                <w:strike w:val="false"/>
+                <w:sz w:val="20"/>
+                <w:szCs w:val="20"/>
+                <w:color w:val="000000"/>
+              </w:rPr>
+              <w:t xml:space="preserve">70</w:t>
+            </w:r>
+          </w:p>
+        </w:tc>
+        <w:tc>
+          <w:tcPr>
+            <w:tcBorders>
+              <w:bottom w:val="single" w:sz="6" w:space="0" w:color="BEBEBE"/>
+              <w:top w:val="single" w:sz="6" w:space="0" w:color="BEBEBE"/>
+              <w:left w:val="none" w:sz="0" w:space="0" w:color="000000"/>
+              <w:right w:val="none" w:sz="0" w:space="0" w:color="000000"/>
+            </w:tcBorders>
+            <w:shd w:val="clear" w:color="auto" w:fill="FFFFFF"/>
+            <w:tcMar>
+              <w:top w:w="0" w:type="dxa"/>
+              <w:bottom w:w="0" w:type="dxa"/>
+              <w:left w:w="0" w:type="dxa"/>
+              <w:right w:w="0" w:type="dxa"/>
+            </w:tcMar>
+            <w:vAlign w:val="center"/>
+          </w:tcPr>
+          <w:p>
+            <w:pPr>
+              <w:jc w:val="right"/>
+              <w:pBdr>
+                <w:bottom w:val="none" w:sz="0" w:space="0" w:color="000000"/>
+                <w:top w:val="none" w:sz="0" w:space="0" w:color="000000"/>
+                <w:left w:val="none" w:sz="0" w:space="0" w:color="000000"/>
+                <w:right w:val="none" w:sz="0" w:space="0" w:color="000000"/>
+              </w:pBdr>
+              <w:spacing w:after="100" w:before="100" w:line="240"/>
+              <w:ind w:left="100" w:right="100" w:firstLine="0" w:firstLineChars="0"/>
+              <w:rPr>
+                <w:rFonts w:ascii="Arial" w:hAnsi="Helvetica" w:eastAsia="Helvetica" w:cs="Helvetica"/>
+                <w:i w:val="false"/>
+                <w:b w:val="false"/>
+                <w:u w:val="none"/>
+                <w:strike w:val="false"/>
+                <w:sz w:val="20"/>
+                <w:szCs w:val="20"/>
+                <w:color w:val="000000"/>
+              </w:rPr>
+            </w:pPr>
+            <w:r>
+              <w:rPr>
+                <w:rFonts w:ascii="Arial" w:hAnsi="Helvetica" w:eastAsia="Helvetica" w:cs="Helvetica"/>
+                <w:i w:val="false"/>
+                <w:b w:val="false"/>
+                <w:u w:val="none"/>
+                <w:strike w:val="false"/>
+                <w:sz w:val="20"/>
+                <w:szCs w:val="20"/>
+                <w:color w:val="000000"/>
+              </w:rPr>
+              <w:t xml:space="preserve">10</w:t>
+            </w:r>
+          </w:p>
+        </w:tc>
+        <w:tc>
+          <w:tcPr>
+            <w:tcBorders>
+              <w:bottom w:val="single" w:sz="6" w:space="0" w:color="BEBEBE"/>
+              <w:top w:val="single" w:sz="6" w:space="0" w:color="BEBEBE"/>
+              <w:left w:val="none" w:sz="0" w:space="0" w:color="000000"/>
+              <w:right w:val="none" w:sz="0" w:space="0" w:color="000000"/>
+            </w:tcBorders>
+            <w:shd w:val="clear" w:color="auto" w:fill="FFFFFF"/>
+            <w:tcMar>
+              <w:top w:w="0" w:type="dxa"/>
+              <w:bottom w:w="0" w:type="dxa"/>
+              <w:left w:w="0" w:type="dxa"/>
+              <w:right w:w="0" w:type="dxa"/>
+            </w:tcMar>
+            <w:vAlign w:val="center"/>
+          </w:tcPr>
+          <w:p>
+            <w:pPr>
+              <w:jc w:val="right"/>
+              <w:pBdr>
+                <w:bottom w:val="none" w:sz="0" w:space="0" w:color="000000"/>
+                <w:top w:val="none" w:sz="0" w:space="0" w:color="000000"/>
+                <w:left w:val="none" w:sz="0" w:space="0" w:color="000000"/>
+                <w:right w:val="none" w:sz="0" w:space="0" w:color="000000"/>
+              </w:pBdr>
+              <w:spacing w:after="100" w:before="100" w:line="240"/>
+              <w:ind w:left="100" w:right="100" w:firstLine="0" w:firstLineChars="0"/>
+              <w:rPr>
+                <w:rFonts w:ascii="Arial" w:hAnsi="Helvetica" w:eastAsia="Helvetica" w:cs="Helvetica"/>
+                <w:i w:val="false"/>
+                <w:b w:val="false"/>
+                <w:u w:val="none"/>
+                <w:strike w:val="false"/>
+                <w:sz w:val="20"/>
+                <w:szCs w:val="20"/>
+                <w:color w:val="000000"/>
+              </w:rPr>
+            </w:pPr>
+            <w:r>
+              <w:rPr>
+                <w:rFonts w:ascii="Arial" w:hAnsi="Helvetica" w:eastAsia="Helvetica" w:cs="Helvetica"/>
+                <w:i w:val="false"/>
+                <w:b w:val="false"/>
+                <w:u w:val="none"/>
+                <w:strike w:val="false"/>
+                <w:sz w:val="20"/>
+                <w:szCs w:val="20"/>
+                <w:color w:val="000000"/>
+              </w:rPr>
+              <w:t xml:space="preserve">383</w:t>
             </w:r>
           </w:p>
         </w:tc>
@@ -2772,7 +2798,7 @@
                 <w:szCs w:val="20"/>
                 <w:color w:val="000000"/>
               </w:rPr>
-              <w:t xml:space="preserve">Gulf</w:t>
+              <w:t xml:space="preserve">St. George</w:t>
             </w:r>
             <w:r>
               <w:rPr>
@@ -2798,7 +2824,7 @@
                 <w:szCs w:val="20"/>
                 <w:color w:val="000000"/>
               </w:rPr>
-              <w:t xml:space="preserve">of</w:t>
+              <w:t xml:space="preserve">Basin</w:t>
             </w:r>
             <w:r>
               <w:rPr>
@@ -2824,249 +2850,115 @@
                 <w:szCs w:val="20"/>
                 <w:color w:val="000000"/>
               </w:rPr>
-              <w:t xml:space="preserve">Alaska</w:t>
-            </w:r>
-            <w:r>
-              <w:rPr>
-                <w:rFonts w:ascii="Arial" w:hAnsi="Helvetica" w:eastAsia="Helvetica" w:cs="Helvetica"/>
-                <w:i w:val="false"/>
-                <w:b w:val="false"/>
-                <w:u w:val="none"/>
-                <w:strike w:val="false"/>
-                <w:sz w:val="20"/>
-                <w:szCs w:val="20"/>
-                <w:color w:val="000000"/>
-              </w:rPr>
-              <w:t xml:space="preserve"> </w:t>
-            </w:r>
-            <w:r>
-              <w:rPr>
-                <w:rFonts w:ascii="Arial" w:hAnsi="Helvetica" w:eastAsia="Helvetica" w:cs="Helvetica"/>
-                <w:i w:val="false"/>
-                <w:b w:val="false"/>
-                <w:u w:val="none"/>
-                <w:strike w:val="false"/>
-                <w:sz w:val="20"/>
-                <w:szCs w:val="20"/>
-                <w:color w:val="000000"/>
-              </w:rPr>
-              <w:t xml:space="preserve">(GOA)</w:t>
-            </w:r>
-          </w:p>
-        </w:tc>
-        <w:tc>
-          <w:tcPr>
-            <w:tcBorders>
-              <w:bottom w:val="single" w:sz="6" w:space="0" w:color="BEBEBE"/>
-              <w:top w:val="single" w:sz="6" w:space="0" w:color="BEBEBE"/>
-              <w:left w:val="none" w:sz="0" w:space="0" w:color="000000"/>
-              <w:right w:val="none" w:sz="0" w:space="0" w:color="000000"/>
-            </w:tcBorders>
-            <w:shd w:val="clear" w:color="auto" w:fill="FFFFFF"/>
-            <w:tcMar>
-              <w:top w:w="0" w:type="dxa"/>
-              <w:bottom w:w="0" w:type="dxa"/>
-              <w:left w:w="0" w:type="dxa"/>
-              <w:right w:w="0" w:type="dxa"/>
-            </w:tcMar>
-            <w:vAlign w:val="center"/>
-          </w:tcPr>
-          <w:p>
-            <w:pPr>
-              <w:jc w:val="right"/>
-              <w:pBdr>
-                <w:bottom w:val="none" w:sz="0" w:space="0" w:color="000000"/>
-                <w:top w:val="none" w:sz="0" w:space="0" w:color="000000"/>
-                <w:left w:val="none" w:sz="0" w:space="0" w:color="000000"/>
-                <w:right w:val="none" w:sz="0" w:space="0" w:color="000000"/>
-              </w:pBdr>
-              <w:spacing w:after="100" w:before="100" w:line="240"/>
-              <w:ind w:left="100" w:right="100" w:firstLine="0" w:firstLineChars="0"/>
-              <w:rPr>
-                <w:rFonts w:ascii="Arial" w:hAnsi="Helvetica" w:eastAsia="Helvetica" w:cs="Helvetica"/>
-                <w:i w:val="false"/>
-                <w:b w:val="false"/>
-                <w:u w:val="none"/>
-                <w:strike w:val="false"/>
-                <w:sz w:val="20"/>
-                <w:szCs w:val="20"/>
-                <w:color w:val="000000"/>
-              </w:rPr>
-            </w:pPr>
-            <w:r>
-              <w:rPr>
-                <w:rFonts w:ascii="Arial" w:hAnsi="Helvetica" w:eastAsia="Helvetica" w:cs="Helvetica"/>
-                <w:i w:val="false"/>
-                <w:b w:val="false"/>
-                <w:u w:val="none"/>
-                <w:strike w:val="false"/>
-                <w:sz w:val="20"/>
-                <w:szCs w:val="20"/>
-                <w:color w:val="000000"/>
-              </w:rPr>
-              <w:t xml:space="preserve">40</w:t>
-            </w:r>
-          </w:p>
-        </w:tc>
-        <w:tc>
-          <w:tcPr>
-            <w:tcBorders>
-              <w:bottom w:val="single" w:sz="6" w:space="0" w:color="BEBEBE"/>
-              <w:top w:val="single" w:sz="6" w:space="0" w:color="BEBEBE"/>
-              <w:left w:val="none" w:sz="0" w:space="0" w:color="000000"/>
-              <w:right w:val="none" w:sz="0" w:space="0" w:color="000000"/>
-            </w:tcBorders>
-            <w:shd w:val="clear" w:color="auto" w:fill="FFFFFF"/>
-            <w:tcMar>
-              <w:top w:w="0" w:type="dxa"/>
-              <w:bottom w:w="0" w:type="dxa"/>
-              <w:left w:w="0" w:type="dxa"/>
-              <w:right w:w="0" w:type="dxa"/>
-            </w:tcMar>
-            <w:vAlign w:val="center"/>
-          </w:tcPr>
-          <w:p>
-            <w:pPr>
-              <w:jc w:val="right"/>
-              <w:pBdr>
-                <w:bottom w:val="none" w:sz="0" w:space="0" w:color="000000"/>
-                <w:top w:val="none" w:sz="0" w:space="0" w:color="000000"/>
-                <w:left w:val="none" w:sz="0" w:space="0" w:color="000000"/>
-                <w:right w:val="none" w:sz="0" w:space="0" w:color="000000"/>
-              </w:pBdr>
-              <w:spacing w:after="100" w:before="100" w:line="240"/>
-              <w:ind w:left="100" w:right="100" w:firstLine="0" w:firstLineChars="0"/>
-              <w:rPr>
-                <w:rFonts w:ascii="Arial" w:hAnsi="Helvetica" w:eastAsia="Helvetica" w:cs="Helvetica"/>
-                <w:i w:val="false"/>
-                <w:b w:val="false"/>
-                <w:u w:val="none"/>
-                <w:strike w:val="false"/>
-                <w:sz w:val="20"/>
-                <w:szCs w:val="20"/>
-                <w:color w:val="000000"/>
-              </w:rPr>
-            </w:pPr>
-            <w:r>
-              <w:rPr>
-                <w:rFonts w:ascii="Arial" w:hAnsi="Helvetica" w:eastAsia="Helvetica" w:cs="Helvetica"/>
-                <w:i w:val="false"/>
-                <w:b w:val="false"/>
-                <w:u w:val="none"/>
-                <w:strike w:val="false"/>
-                <w:sz w:val="20"/>
-                <w:szCs w:val="20"/>
-                <w:color w:val="000000"/>
-              </w:rPr>
-              <w:t xml:space="preserve">73</w:t>
-            </w:r>
-          </w:p>
-        </w:tc>
-        <w:tc>
-          <w:tcPr>
-            <w:tcBorders>
-              <w:bottom w:val="single" w:sz="6" w:space="0" w:color="BEBEBE"/>
-              <w:top w:val="single" w:sz="6" w:space="0" w:color="BEBEBE"/>
-              <w:left w:val="none" w:sz="0" w:space="0" w:color="000000"/>
-              <w:right w:val="none" w:sz="0" w:space="0" w:color="000000"/>
-            </w:tcBorders>
-            <w:shd w:val="clear" w:color="auto" w:fill="FFFFFF"/>
-            <w:tcMar>
-              <w:top w:w="0" w:type="dxa"/>
-              <w:bottom w:w="0" w:type="dxa"/>
-              <w:left w:w="0" w:type="dxa"/>
-              <w:right w:w="0" w:type="dxa"/>
-            </w:tcMar>
-            <w:vAlign w:val="center"/>
-          </w:tcPr>
-          <w:p>
-            <w:pPr>
-              <w:jc w:val="right"/>
-              <w:pBdr>
-                <w:bottom w:val="none" w:sz="0" w:space="0" w:color="000000"/>
-                <w:top w:val="none" w:sz="0" w:space="0" w:color="000000"/>
-                <w:left w:val="none" w:sz="0" w:space="0" w:color="000000"/>
-                <w:right w:val="none" w:sz="0" w:space="0" w:color="000000"/>
-              </w:pBdr>
-              <w:spacing w:after="100" w:before="100" w:line="240"/>
-              <w:ind w:left="100" w:right="100" w:firstLine="0" w:firstLineChars="0"/>
-              <w:rPr>
-                <w:rFonts w:ascii="Arial" w:hAnsi="Helvetica" w:eastAsia="Helvetica" w:cs="Helvetica"/>
-                <w:i w:val="false"/>
-                <w:b w:val="false"/>
-                <w:u w:val="none"/>
-                <w:strike w:val="false"/>
-                <w:sz w:val="20"/>
-                <w:szCs w:val="20"/>
-                <w:color w:val="000000"/>
-              </w:rPr>
-            </w:pPr>
-            <w:r>
-              <w:rPr>
-                <w:rFonts w:ascii="Arial" w:hAnsi="Helvetica" w:eastAsia="Helvetica" w:cs="Helvetica"/>
-                <w:i w:val="false"/>
-                <w:b w:val="false"/>
-                <w:u w:val="none"/>
-                <w:strike w:val="false"/>
-                <w:sz w:val="20"/>
-                <w:szCs w:val="20"/>
-                <w:color w:val="000000"/>
-              </w:rPr>
-              <w:t xml:space="preserve">22</w:t>
-            </w:r>
-          </w:p>
-        </w:tc>
-        <w:tc>
-          <w:tcPr>
-            <w:tcBorders>
-              <w:bottom w:val="single" w:sz="6" w:space="0" w:color="BEBEBE"/>
-              <w:top w:val="single" w:sz="6" w:space="0" w:color="BEBEBE"/>
-              <w:left w:val="none" w:sz="0" w:space="0" w:color="000000"/>
-              <w:right w:val="none" w:sz="0" w:space="0" w:color="000000"/>
-            </w:tcBorders>
-            <w:shd w:val="clear" w:color="auto" w:fill="FFFFFF"/>
-            <w:tcMar>
-              <w:top w:w="0" w:type="dxa"/>
-              <w:bottom w:w="0" w:type="dxa"/>
-              <w:left w:w="0" w:type="dxa"/>
-              <w:right w:w="0" w:type="dxa"/>
-            </w:tcMar>
-            <w:vAlign w:val="center"/>
-          </w:tcPr>
-          <w:p>
-            <w:pPr>
-              <w:jc w:val="right"/>
-              <w:pBdr>
-                <w:bottom w:val="none" w:sz="0" w:space="0" w:color="000000"/>
-                <w:top w:val="none" w:sz="0" w:space="0" w:color="000000"/>
-                <w:left w:val="none" w:sz="0" w:space="0" w:color="000000"/>
-                <w:right w:val="none" w:sz="0" w:space="0" w:color="000000"/>
-              </w:pBdr>
-              <w:spacing w:after="100" w:before="100" w:line="240"/>
-              <w:ind w:left="100" w:right="100" w:firstLine="0" w:firstLineChars="0"/>
-              <w:rPr>
-                <w:rFonts w:ascii="Arial" w:hAnsi="Helvetica" w:eastAsia="Helvetica" w:cs="Helvetica"/>
-                <w:i w:val="false"/>
-                <w:b w:val="false"/>
-                <w:u w:val="none"/>
-                <w:strike w:val="false"/>
-                <w:sz w:val="20"/>
-                <w:szCs w:val="20"/>
-                <w:color w:val="000000"/>
-              </w:rPr>
-            </w:pPr>
-            <w:r>
-              <w:rPr>
-                <w:rFonts w:ascii="Arial" w:hAnsi="Helvetica" w:eastAsia="Helvetica" w:cs="Helvetica"/>
-                <w:i w:val="false"/>
-                <w:b w:val="false"/>
-                <w:u w:val="none"/>
-                <w:strike w:val="false"/>
-                <w:sz w:val="20"/>
-                <w:szCs w:val="20"/>
-                <w:color w:val="000000"/>
-              </w:rPr>
-              <w:t xml:space="preserve">28</w:t>
+              <w:t xml:space="preserve">(GEO)</w:t>
+            </w:r>
+          </w:p>
+        </w:tc>
+        <w:tc>
+          <w:tcPr>
+            <w:tcBorders>
+              <w:bottom w:val="single" w:sz="6" w:space="0" w:color="BEBEBE"/>
+              <w:top w:val="single" w:sz="6" w:space="0" w:color="BEBEBE"/>
+              <w:left w:val="none" w:sz="0" w:space="0" w:color="000000"/>
+              <w:right w:val="none" w:sz="0" w:space="0" w:color="000000"/>
+            </w:tcBorders>
+            <w:shd w:val="clear" w:color="auto" w:fill="FFFFFF"/>
+            <w:tcMar>
+              <w:top w:w="0" w:type="dxa"/>
+              <w:bottom w:w="0" w:type="dxa"/>
+              <w:left w:w="0" w:type="dxa"/>
+              <w:right w:w="0" w:type="dxa"/>
+            </w:tcMar>
+            <w:vAlign w:val="center"/>
+          </w:tcPr>
+          <w:p>
+            <w:pPr>
+              <w:jc w:val="right"/>
+              <w:pBdr>
+                <w:bottom w:val="none" w:sz="0" w:space="0" w:color="000000"/>
+                <w:top w:val="none" w:sz="0" w:space="0" w:color="000000"/>
+                <w:left w:val="none" w:sz="0" w:space="0" w:color="000000"/>
+                <w:right w:val="none" w:sz="0" w:space="0" w:color="000000"/>
+              </w:pBdr>
+              <w:spacing w:after="100" w:before="100" w:line="240"/>
+              <w:ind w:left="100" w:right="100" w:firstLine="0" w:firstLineChars="0"/>
+              <w:rPr>
+                <w:rFonts w:ascii="Arial" w:hAnsi="Helvetica" w:eastAsia="Helvetica" w:cs="Helvetica"/>
+                <w:i w:val="false"/>
+                <w:b w:val="false"/>
+                <w:u w:val="none"/>
+                <w:strike w:val="false"/>
+                <w:sz w:val="20"/>
+                <w:szCs w:val="20"/>
+                <w:color w:val="000000"/>
+              </w:rPr>
+            </w:pPr>
+            <w:r>
+              <w:rPr>
+                <w:rFonts w:ascii="Arial" w:hAnsi="Helvetica" w:eastAsia="Helvetica" w:cs="Helvetica"/>
+                <w:i w:val="false"/>
+                <w:b w:val="false"/>
+                <w:u w:val="none"/>
+                <w:strike w:val="false"/>
+                <w:sz w:val="20"/>
+                <w:szCs w:val="20"/>
+                <w:color w:val="000000"/>
+              </w:rPr>
+              <w:t xml:space="preserve">39</w:t>
+            </w:r>
+          </w:p>
+        </w:tc>
+        <w:tc>
+          <w:tcPr>
+            <w:tcBorders>
+              <w:bottom w:val="single" w:sz="6" w:space="0" w:color="BEBEBE"/>
+              <w:top w:val="single" w:sz="6" w:space="0" w:color="BEBEBE"/>
+              <w:left w:val="none" w:sz="0" w:space="0" w:color="000000"/>
+              <w:right w:val="none" w:sz="0" w:space="0" w:color="000000"/>
+            </w:tcBorders>
+            <w:shd w:val="clear" w:color="auto" w:fill="FFFFFF"/>
+            <w:tcMar>
+              <w:top w:w="0" w:type="dxa"/>
+              <w:bottom w:w="0" w:type="dxa"/>
+              <w:left w:w="0" w:type="dxa"/>
+              <w:right w:w="0" w:type="dxa"/>
+            </w:tcMar>
+            <w:vAlign w:val="center"/>
+          </w:tcPr>
+          <w:p>
+            <w:pPr>
+              <w:jc w:val="right"/>
+              <w:pBdr>
+                <w:bottom w:val="none" w:sz="0" w:space="0" w:color="000000"/>
+                <w:top w:val="none" w:sz="0" w:space="0" w:color="000000"/>
+                <w:left w:val="none" w:sz="0" w:space="0" w:color="000000"/>
+                <w:right w:val="none" w:sz="0" w:space="0" w:color="000000"/>
+              </w:pBdr>
+              <w:spacing w:after="100" w:before="100" w:line="240"/>
+              <w:ind w:left="100" w:right="100" w:firstLine="0" w:firstLineChars="0"/>
+              <w:rPr>
+                <w:rFonts w:ascii="Arial" w:hAnsi="Helvetica" w:eastAsia="Helvetica" w:cs="Helvetica"/>
+                <w:i w:val="false"/>
+                <w:b w:val="false"/>
+                <w:u w:val="none"/>
+                <w:strike w:val="false"/>
+                <w:sz w:val="20"/>
+                <w:szCs w:val="20"/>
+                <w:color w:val="000000"/>
+              </w:rPr>
+            </w:pPr>
+            <w:r>
+              <w:rPr>
+                <w:rFonts w:ascii="Arial" w:hAnsi="Helvetica" w:eastAsia="Helvetica" w:cs="Helvetica"/>
+                <w:i w:val="false"/>
+                <w:b w:val="false"/>
+                <w:u w:val="none"/>
+                <w:strike w:val="false"/>
+                <w:sz w:val="20"/>
+                <w:szCs w:val="20"/>
+                <w:color w:val="000000"/>
+              </w:rPr>
+              <w:t xml:space="preserve">65</w:t>
             </w:r>
           </w:p>
         </w:tc>
@@ -3174,223 +3066,331 @@
                 <w:szCs w:val="20"/>
                 <w:color w:val="000000"/>
               </w:rPr>
-              <w:t xml:space="preserve">64</w:t>
-            </w:r>
-          </w:p>
-        </w:tc>
-        <w:tc>
-          <w:tcPr>
-            <w:tcBorders>
-              <w:bottom w:val="single" w:sz="6" w:space="0" w:color="BEBEBE"/>
-              <w:top w:val="single" w:sz="6" w:space="0" w:color="BEBEBE"/>
-              <w:left w:val="none" w:sz="0" w:space="0" w:color="000000"/>
-              <w:right w:val="none" w:sz="0" w:space="0" w:color="000000"/>
-            </w:tcBorders>
-            <w:shd w:val="clear" w:color="auto" w:fill="FFFFFF"/>
-            <w:tcMar>
-              <w:top w:w="0" w:type="dxa"/>
-              <w:bottom w:w="0" w:type="dxa"/>
-              <w:left w:w="0" w:type="dxa"/>
-              <w:right w:w="0" w:type="dxa"/>
-            </w:tcMar>
-            <w:vAlign w:val="center"/>
-          </w:tcPr>
-          <w:p>
-            <w:pPr>
-              <w:jc w:val="right"/>
-              <w:pBdr>
-                <w:bottom w:val="none" w:sz="0" w:space="0" w:color="000000"/>
-                <w:top w:val="none" w:sz="0" w:space="0" w:color="000000"/>
-                <w:left w:val="none" w:sz="0" w:space="0" w:color="000000"/>
-                <w:right w:val="none" w:sz="0" w:space="0" w:color="000000"/>
-              </w:pBdr>
-              <w:spacing w:after="100" w:before="100" w:line="240"/>
-              <w:ind w:left="100" w:right="100" w:firstLine="0" w:firstLineChars="0"/>
-              <w:rPr>
-                <w:rFonts w:ascii="Arial" w:hAnsi="Helvetica" w:eastAsia="Helvetica" w:cs="Helvetica"/>
-                <w:i w:val="false"/>
-                <w:b w:val="false"/>
-                <w:u w:val="none"/>
-                <w:strike w:val="false"/>
-                <w:sz w:val="20"/>
-                <w:szCs w:val="20"/>
-                <w:color w:val="000000"/>
-              </w:rPr>
-            </w:pPr>
-            <w:r>
-              <w:rPr>
-                <w:rFonts w:ascii="Arial" w:hAnsi="Helvetica" w:eastAsia="Helvetica" w:cs="Helvetica"/>
-                <w:i w:val="false"/>
-                <w:b w:val="false"/>
-                <w:u w:val="none"/>
-                <w:strike w:val="false"/>
-                <w:sz w:val="20"/>
-                <w:szCs w:val="20"/>
-                <w:color w:val="000000"/>
-              </w:rPr>
-              <w:t xml:space="preserve">23</w:t>
-            </w:r>
-          </w:p>
-        </w:tc>
-        <w:tc>
-          <w:tcPr>
-            <w:tcBorders>
-              <w:bottom w:val="single" w:sz="6" w:space="0" w:color="BEBEBE"/>
-              <w:top w:val="single" w:sz="6" w:space="0" w:color="BEBEBE"/>
-              <w:left w:val="none" w:sz="0" w:space="0" w:color="000000"/>
-              <w:right w:val="none" w:sz="0" w:space="0" w:color="000000"/>
-            </w:tcBorders>
-            <w:shd w:val="clear" w:color="auto" w:fill="FFFFFF"/>
-            <w:tcMar>
-              <w:top w:w="0" w:type="dxa"/>
-              <w:bottom w:w="0" w:type="dxa"/>
-              <w:left w:w="0" w:type="dxa"/>
-              <w:right w:w="0" w:type="dxa"/>
-            </w:tcMar>
-            <w:vAlign w:val="center"/>
-          </w:tcPr>
-          <w:p>
-            <w:pPr>
-              <w:jc w:val="right"/>
-              <w:pBdr>
-                <w:bottom w:val="none" w:sz="0" w:space="0" w:color="000000"/>
-                <w:top w:val="none" w:sz="0" w:space="0" w:color="000000"/>
-                <w:left w:val="none" w:sz="0" w:space="0" w:color="000000"/>
-                <w:right w:val="none" w:sz="0" w:space="0" w:color="000000"/>
-              </w:pBdr>
-              <w:spacing w:after="100" w:before="100" w:line="240"/>
-              <w:ind w:left="100" w:right="100" w:firstLine="0" w:firstLineChars="0"/>
-              <w:rPr>
-                <w:rFonts w:ascii="Arial" w:hAnsi="Helvetica" w:eastAsia="Helvetica" w:cs="Helvetica"/>
-                <w:i w:val="false"/>
-                <w:b w:val="false"/>
-                <w:u w:val="none"/>
-                <w:strike w:val="false"/>
-                <w:sz w:val="20"/>
-                <w:szCs w:val="20"/>
-                <w:color w:val="000000"/>
-              </w:rPr>
-            </w:pPr>
-            <w:r>
-              <w:rPr>
-                <w:rFonts w:ascii="Arial" w:hAnsi="Helvetica" w:eastAsia="Helvetica" w:cs="Helvetica"/>
-                <w:i w:val="false"/>
-                <w:b w:val="false"/>
-                <w:u w:val="none"/>
-                <w:strike w:val="false"/>
-                <w:sz w:val="20"/>
-                <w:szCs w:val="20"/>
-                <w:color w:val="000000"/>
-              </w:rPr>
-              <w:t xml:space="preserve">70</w:t>
-            </w:r>
-          </w:p>
-        </w:tc>
-        <w:tc>
-          <w:tcPr>
-            <w:tcBorders>
-              <w:bottom w:val="single" w:sz="6" w:space="0" w:color="BEBEBE"/>
-              <w:top w:val="single" w:sz="6" w:space="0" w:color="BEBEBE"/>
-              <w:left w:val="none" w:sz="0" w:space="0" w:color="000000"/>
-              <w:right w:val="none" w:sz="0" w:space="0" w:color="000000"/>
-            </w:tcBorders>
-            <w:shd w:val="clear" w:color="auto" w:fill="FFFFFF"/>
-            <w:tcMar>
-              <w:top w:w="0" w:type="dxa"/>
-              <w:bottom w:w="0" w:type="dxa"/>
-              <w:left w:w="0" w:type="dxa"/>
-              <w:right w:w="0" w:type="dxa"/>
-            </w:tcMar>
-            <w:vAlign w:val="center"/>
-          </w:tcPr>
-          <w:p>
-            <w:pPr>
-              <w:jc w:val="right"/>
-              <w:pBdr>
-                <w:bottom w:val="none" w:sz="0" w:space="0" w:color="000000"/>
-                <w:top w:val="none" w:sz="0" w:space="0" w:color="000000"/>
-                <w:left w:val="none" w:sz="0" w:space="0" w:color="000000"/>
-                <w:right w:val="none" w:sz="0" w:space="0" w:color="000000"/>
-              </w:pBdr>
-              <w:spacing w:after="100" w:before="100" w:line="240"/>
-              <w:ind w:left="100" w:right="100" w:firstLine="0" w:firstLineChars="0"/>
-              <w:rPr>
-                <w:rFonts w:ascii="Arial" w:hAnsi="Helvetica" w:eastAsia="Helvetica" w:cs="Helvetica"/>
-                <w:i w:val="false"/>
-                <w:b w:val="false"/>
-                <w:u w:val="none"/>
-                <w:strike w:val="false"/>
-                <w:sz w:val="20"/>
-                <w:szCs w:val="20"/>
-                <w:color w:val="000000"/>
-              </w:rPr>
-            </w:pPr>
-            <w:r>
-              <w:rPr>
-                <w:rFonts w:ascii="Arial" w:hAnsi="Helvetica" w:eastAsia="Helvetica" w:cs="Helvetica"/>
-                <w:i w:val="false"/>
-                <w:b w:val="false"/>
-                <w:u w:val="none"/>
-                <w:strike w:val="false"/>
-                <w:sz w:val="20"/>
-                <w:szCs w:val="20"/>
-                <w:color w:val="000000"/>
-              </w:rPr>
-              <w:t xml:space="preserve">10</w:t>
-            </w:r>
-          </w:p>
-        </w:tc>
-        <w:tc>
-          <w:tcPr>
-            <w:tcBorders>
-              <w:bottom w:val="single" w:sz="6" w:space="0" w:color="BEBEBE"/>
-              <w:top w:val="single" w:sz="6" w:space="0" w:color="BEBEBE"/>
-              <w:left w:val="none" w:sz="0" w:space="0" w:color="000000"/>
-              <w:right w:val="none" w:sz="0" w:space="0" w:color="000000"/>
-            </w:tcBorders>
-            <w:shd w:val="clear" w:color="auto" w:fill="FFFFFF"/>
-            <w:tcMar>
-              <w:top w:w="0" w:type="dxa"/>
-              <w:bottom w:w="0" w:type="dxa"/>
-              <w:left w:w="0" w:type="dxa"/>
-              <w:right w:w="0" w:type="dxa"/>
-            </w:tcMar>
-            <w:vAlign w:val="center"/>
-          </w:tcPr>
-          <w:p>
-            <w:pPr>
-              <w:jc w:val="right"/>
-              <w:pBdr>
-                <w:bottom w:val="none" w:sz="0" w:space="0" w:color="000000"/>
-                <w:top w:val="none" w:sz="0" w:space="0" w:color="000000"/>
-                <w:left w:val="none" w:sz="0" w:space="0" w:color="000000"/>
-                <w:right w:val="none" w:sz="0" w:space="0" w:color="000000"/>
-              </w:pBdr>
-              <w:spacing w:after="100" w:before="100" w:line="240"/>
-              <w:ind w:left="100" w:right="100" w:firstLine="0" w:firstLineChars="0"/>
-              <w:rPr>
-                <w:rFonts w:ascii="Arial" w:hAnsi="Helvetica" w:eastAsia="Helvetica" w:cs="Helvetica"/>
-                <w:i w:val="false"/>
-                <w:b w:val="false"/>
-                <w:u w:val="none"/>
-                <w:strike w:val="false"/>
-                <w:sz w:val="20"/>
-                <w:szCs w:val="20"/>
-                <w:color w:val="000000"/>
-              </w:rPr>
-            </w:pPr>
-            <w:r>
-              <w:rPr>
-                <w:rFonts w:ascii="Arial" w:hAnsi="Helvetica" w:eastAsia="Helvetica" w:cs="Helvetica"/>
-                <w:i w:val="false"/>
-                <w:b w:val="false"/>
-                <w:u w:val="none"/>
-                <w:strike w:val="false"/>
-                <w:sz w:val="20"/>
-                <w:szCs w:val="20"/>
-                <w:color w:val="000000"/>
-              </w:rPr>
-              <w:t xml:space="preserve">383</w:t>
+              <w:t xml:space="preserve">37</w:t>
+            </w:r>
+          </w:p>
+        </w:tc>
+        <w:tc>
+          <w:tcPr>
+            <w:tcBorders>
+              <w:bottom w:val="single" w:sz="6" w:space="0" w:color="BEBEBE"/>
+              <w:top w:val="single" w:sz="6" w:space="0" w:color="BEBEBE"/>
+              <w:left w:val="none" w:sz="0" w:space="0" w:color="000000"/>
+              <w:right w:val="none" w:sz="0" w:space="0" w:color="000000"/>
+            </w:tcBorders>
+            <w:shd w:val="clear" w:color="auto" w:fill="FFFFFF"/>
+            <w:tcMar>
+              <w:top w:w="0" w:type="dxa"/>
+              <w:bottom w:w="0" w:type="dxa"/>
+              <w:left w:w="0" w:type="dxa"/>
+              <w:right w:w="0" w:type="dxa"/>
+            </w:tcMar>
+            <w:vAlign w:val="center"/>
+          </w:tcPr>
+          <w:p>
+            <w:pPr>
+              <w:jc w:val="right"/>
+              <w:pBdr>
+                <w:bottom w:val="none" w:sz="0" w:space="0" w:color="000000"/>
+                <w:top w:val="none" w:sz="0" w:space="0" w:color="000000"/>
+                <w:left w:val="none" w:sz="0" w:space="0" w:color="000000"/>
+                <w:right w:val="none" w:sz="0" w:space="0" w:color="000000"/>
+              </w:pBdr>
+              <w:spacing w:after="100" w:before="100" w:line="240"/>
+              <w:ind w:left="100" w:right="100" w:firstLine="0" w:firstLineChars="0"/>
+              <w:rPr>
+                <w:rFonts w:ascii="Arial" w:hAnsi="Helvetica" w:eastAsia="Helvetica" w:cs="Helvetica"/>
+                <w:i w:val="false"/>
+                <w:b w:val="false"/>
+                <w:u w:val="none"/>
+                <w:strike w:val="false"/>
+                <w:sz w:val="20"/>
+                <w:szCs w:val="20"/>
+                <w:color w:val="000000"/>
+              </w:rPr>
+            </w:pPr>
+            <w:r>
+              <w:rPr>
+                <w:rFonts w:ascii="Arial" w:hAnsi="Helvetica" w:eastAsia="Helvetica" w:cs="Helvetica"/>
+                <w:i w:val="false"/>
+                <w:b w:val="false"/>
+                <w:u w:val="none"/>
+                <w:strike w:val="false"/>
+                <w:sz w:val="20"/>
+                <w:szCs w:val="20"/>
+                <w:color w:val="000000"/>
+              </w:rPr>
+              <w:t xml:space="preserve">32</w:t>
+            </w:r>
+          </w:p>
+        </w:tc>
+        <w:tc>
+          <w:tcPr>
+            <w:tcBorders>
+              <w:bottom w:val="single" w:sz="6" w:space="0" w:color="BEBEBE"/>
+              <w:top w:val="single" w:sz="6" w:space="0" w:color="BEBEBE"/>
+              <w:left w:val="none" w:sz="0" w:space="0" w:color="000000"/>
+              <w:right w:val="none" w:sz="0" w:space="0" w:color="000000"/>
+            </w:tcBorders>
+            <w:shd w:val="clear" w:color="auto" w:fill="FFFFFF"/>
+            <w:tcMar>
+              <w:top w:w="0" w:type="dxa"/>
+              <w:bottom w:w="0" w:type="dxa"/>
+              <w:left w:w="0" w:type="dxa"/>
+              <w:right w:w="0" w:type="dxa"/>
+            </w:tcMar>
+            <w:vAlign w:val="center"/>
+          </w:tcPr>
+          <w:p>
+            <w:pPr>
+              <w:jc w:val="right"/>
+              <w:pBdr>
+                <w:bottom w:val="none" w:sz="0" w:space="0" w:color="000000"/>
+                <w:top w:val="none" w:sz="0" w:space="0" w:color="000000"/>
+                <w:left w:val="none" w:sz="0" w:space="0" w:color="000000"/>
+                <w:right w:val="none" w:sz="0" w:space="0" w:color="000000"/>
+              </w:pBdr>
+              <w:spacing w:after="100" w:before="100" w:line="240"/>
+              <w:ind w:left="100" w:right="100" w:firstLine="0" w:firstLineChars="0"/>
+              <w:rPr>
+                <w:rFonts w:ascii="Arial" w:hAnsi="Helvetica" w:eastAsia="Helvetica" w:cs="Helvetica"/>
+                <w:i w:val="false"/>
+                <w:b w:val="false"/>
+                <w:u w:val="none"/>
+                <w:strike w:val="false"/>
+                <w:sz w:val="20"/>
+                <w:szCs w:val="20"/>
+                <w:color w:val="000000"/>
+              </w:rPr>
+            </w:pPr>
+            <w:r>
+              <w:rPr>
+                <w:rFonts w:ascii="Arial" w:hAnsi="Helvetica" w:eastAsia="Helvetica" w:cs="Helvetica"/>
+                <w:i w:val="false"/>
+                <w:b w:val="false"/>
+                <w:u w:val="none"/>
+                <w:strike w:val="false"/>
+                <w:sz w:val="20"/>
+                <w:szCs w:val="20"/>
+                <w:color w:val="000000"/>
+              </w:rPr>
+              <w:t xml:space="preserve">74</w:t>
+            </w:r>
+          </w:p>
+        </w:tc>
+        <w:tc>
+          <w:tcPr>
+            <w:tcBorders>
+              <w:bottom w:val="single" w:sz="6" w:space="0" w:color="BEBEBE"/>
+              <w:top w:val="single" w:sz="6" w:space="0" w:color="BEBEBE"/>
+              <w:left w:val="none" w:sz="0" w:space="0" w:color="000000"/>
+              <w:right w:val="none" w:sz="0" w:space="0" w:color="000000"/>
+            </w:tcBorders>
+            <w:shd w:val="clear" w:color="auto" w:fill="FFFFFF"/>
+            <w:tcMar>
+              <w:top w:w="0" w:type="dxa"/>
+              <w:bottom w:w="0" w:type="dxa"/>
+              <w:left w:w="0" w:type="dxa"/>
+              <w:right w:w="0" w:type="dxa"/>
+            </w:tcMar>
+            <w:vAlign w:val="center"/>
+          </w:tcPr>
+          <w:p>
+            <w:pPr>
+              <w:jc w:val="right"/>
+              <w:pBdr>
+                <w:bottom w:val="none" w:sz="0" w:space="0" w:color="000000"/>
+                <w:top w:val="none" w:sz="0" w:space="0" w:color="000000"/>
+                <w:left w:val="none" w:sz="0" w:space="0" w:color="000000"/>
+                <w:right w:val="none" w:sz="0" w:space="0" w:color="000000"/>
+              </w:pBdr>
+              <w:spacing w:after="100" w:before="100" w:line="240"/>
+              <w:ind w:left="100" w:right="100" w:firstLine="0" w:firstLineChars="0"/>
+              <w:rPr>
+                <w:rFonts w:ascii="Arial" w:hAnsi="Helvetica" w:eastAsia="Helvetica" w:cs="Helvetica"/>
+                <w:i w:val="false"/>
+                <w:b w:val="false"/>
+                <w:u w:val="none"/>
+                <w:strike w:val="false"/>
+                <w:sz w:val="20"/>
+                <w:szCs w:val="20"/>
+                <w:color w:val="000000"/>
+              </w:rPr>
+            </w:pPr>
+            <w:r>
+              <w:rPr>
+                <w:rFonts w:ascii="Arial" w:hAnsi="Helvetica" w:eastAsia="Helvetica" w:cs="Helvetica"/>
+                <w:i w:val="false"/>
+                <w:b w:val="false"/>
+                <w:u w:val="none"/>
+                <w:strike w:val="false"/>
+                <w:sz w:val="20"/>
+                <w:szCs w:val="20"/>
+                <w:color w:val="000000"/>
+              </w:rPr>
+              <w:t xml:space="preserve">31</w:t>
+            </w:r>
+          </w:p>
+        </w:tc>
+        <w:tc>
+          <w:tcPr>
+            <w:tcBorders>
+              <w:bottom w:val="single" w:sz="6" w:space="0" w:color="BEBEBE"/>
+              <w:top w:val="single" w:sz="6" w:space="0" w:color="BEBEBE"/>
+              <w:left w:val="none" w:sz="0" w:space="0" w:color="000000"/>
+              <w:right w:val="none" w:sz="0" w:space="0" w:color="000000"/>
+            </w:tcBorders>
+            <w:shd w:val="clear" w:color="auto" w:fill="FFFFFF"/>
+            <w:tcMar>
+              <w:top w:w="0" w:type="dxa"/>
+              <w:bottom w:w="0" w:type="dxa"/>
+              <w:left w:w="0" w:type="dxa"/>
+              <w:right w:w="0" w:type="dxa"/>
+            </w:tcMar>
+            <w:vAlign w:val="center"/>
+          </w:tcPr>
+          <w:p>
+            <w:pPr>
+              <w:jc w:val="right"/>
+              <w:pBdr>
+                <w:bottom w:val="none" w:sz="0" w:space="0" w:color="000000"/>
+                <w:top w:val="none" w:sz="0" w:space="0" w:color="000000"/>
+                <w:left w:val="none" w:sz="0" w:space="0" w:color="000000"/>
+                <w:right w:val="none" w:sz="0" w:space="0" w:color="000000"/>
+              </w:pBdr>
+              <w:spacing w:after="100" w:before="100" w:line="240"/>
+              <w:ind w:left="100" w:right="100" w:firstLine="0" w:firstLineChars="0"/>
+              <w:rPr>
+                <w:rFonts w:ascii="Arial" w:hAnsi="Helvetica" w:eastAsia="Helvetica" w:cs="Helvetica"/>
+                <w:i w:val="false"/>
+                <w:b w:val="false"/>
+                <w:u w:val="none"/>
+                <w:strike w:val="false"/>
+                <w:sz w:val="20"/>
+                <w:szCs w:val="20"/>
+                <w:color w:val="000000"/>
+              </w:rPr>
+            </w:pPr>
+            <w:r>
+              <w:rPr>
+                <w:rFonts w:ascii="Arial" w:hAnsi="Helvetica" w:eastAsia="Helvetica" w:cs="Helvetica"/>
+                <w:i w:val="false"/>
+                <w:b w:val="false"/>
+                <w:u w:val="none"/>
+                <w:strike w:val="false"/>
+                <w:sz w:val="20"/>
+                <w:szCs w:val="20"/>
+                <w:color w:val="000000"/>
+              </w:rPr>
+              <w:t xml:space="preserve">60</w:t>
+            </w:r>
+          </w:p>
+        </w:tc>
+        <w:tc>
+          <w:tcPr>
+            <w:tcBorders>
+              <w:bottom w:val="single" w:sz="6" w:space="0" w:color="BEBEBE"/>
+              <w:top w:val="single" w:sz="6" w:space="0" w:color="BEBEBE"/>
+              <w:left w:val="none" w:sz="0" w:space="0" w:color="000000"/>
+              <w:right w:val="none" w:sz="0" w:space="0" w:color="000000"/>
+            </w:tcBorders>
+            <w:shd w:val="clear" w:color="auto" w:fill="FFFFFF"/>
+            <w:tcMar>
+              <w:top w:w="0" w:type="dxa"/>
+              <w:bottom w:w="0" w:type="dxa"/>
+              <w:left w:w="0" w:type="dxa"/>
+              <w:right w:w="0" w:type="dxa"/>
+            </w:tcMar>
+            <w:vAlign w:val="center"/>
+          </w:tcPr>
+          <w:p>
+            <w:pPr>
+              <w:jc w:val="right"/>
+              <w:pBdr>
+                <w:bottom w:val="none" w:sz="0" w:space="0" w:color="000000"/>
+                <w:top w:val="none" w:sz="0" w:space="0" w:color="000000"/>
+                <w:left w:val="none" w:sz="0" w:space="0" w:color="000000"/>
+                <w:right w:val="none" w:sz="0" w:space="0" w:color="000000"/>
+              </w:pBdr>
+              <w:spacing w:after="100" w:before="100" w:line="240"/>
+              <w:ind w:left="100" w:right="100" w:firstLine="0" w:firstLineChars="0"/>
+              <w:rPr>
+                <w:rFonts w:ascii="Arial" w:hAnsi="Helvetica" w:eastAsia="Helvetica" w:cs="Helvetica"/>
+                <w:i w:val="false"/>
+                <w:b w:val="false"/>
+                <w:u w:val="none"/>
+                <w:strike w:val="false"/>
+                <w:sz w:val="20"/>
+                <w:szCs w:val="20"/>
+                <w:color w:val="000000"/>
+              </w:rPr>
+            </w:pPr>
+            <w:r>
+              <w:rPr>
+                <w:rFonts w:ascii="Arial" w:hAnsi="Helvetica" w:eastAsia="Helvetica" w:cs="Helvetica"/>
+                <w:i w:val="false"/>
+                <w:b w:val="false"/>
+                <w:u w:val="none"/>
+                <w:strike w:val="false"/>
+                <w:sz w:val="20"/>
+                <w:szCs w:val="20"/>
+                <w:color w:val="000000"/>
+              </w:rPr>
+              <w:t xml:space="preserve">4</w:t>
+            </w:r>
+          </w:p>
+        </w:tc>
+        <w:tc>
+          <w:tcPr>
+            <w:tcBorders>
+              <w:bottom w:val="single" w:sz="6" w:space="0" w:color="BEBEBE"/>
+              <w:top w:val="single" w:sz="6" w:space="0" w:color="BEBEBE"/>
+              <w:left w:val="none" w:sz="0" w:space="0" w:color="000000"/>
+              <w:right w:val="none" w:sz="0" w:space="0" w:color="000000"/>
+            </w:tcBorders>
+            <w:shd w:val="clear" w:color="auto" w:fill="FFFFFF"/>
+            <w:tcMar>
+              <w:top w:w="0" w:type="dxa"/>
+              <w:bottom w:w="0" w:type="dxa"/>
+              <w:left w:w="0" w:type="dxa"/>
+              <w:right w:w="0" w:type="dxa"/>
+            </w:tcMar>
+            <w:vAlign w:val="center"/>
+          </w:tcPr>
+          <w:p>
+            <w:pPr>
+              <w:jc w:val="right"/>
+              <w:pBdr>
+                <w:bottom w:val="none" w:sz="0" w:space="0" w:color="000000"/>
+                <w:top w:val="none" w:sz="0" w:space="0" w:color="000000"/>
+                <w:left w:val="none" w:sz="0" w:space="0" w:color="000000"/>
+                <w:right w:val="none" w:sz="0" w:space="0" w:color="000000"/>
+              </w:pBdr>
+              <w:spacing w:after="100" w:before="100" w:line="240"/>
+              <w:ind w:left="100" w:right="100" w:firstLine="0" w:firstLineChars="0"/>
+              <w:rPr>
+                <w:rFonts w:ascii="Arial" w:hAnsi="Helvetica" w:eastAsia="Helvetica" w:cs="Helvetica"/>
+                <w:i w:val="false"/>
+                <w:b w:val="false"/>
+                <w:u w:val="none"/>
+                <w:strike w:val="false"/>
+                <w:sz w:val="20"/>
+                <w:szCs w:val="20"/>
+                <w:color w:val="000000"/>
+              </w:rPr>
+            </w:pPr>
+            <w:r>
+              <w:rPr>
+                <w:rFonts w:ascii="Arial" w:hAnsi="Helvetica" w:eastAsia="Helvetica" w:cs="Helvetica"/>
+                <w:i w:val="false"/>
+                <w:b w:val="false"/>
+                <w:u w:val="none"/>
+                <w:strike w:val="false"/>
+                <w:sz w:val="20"/>
+                <w:szCs w:val="20"/>
+                <w:color w:val="000000"/>
+              </w:rPr>
+              <w:t xml:space="preserve">283</w:t>
             </w:r>
           </w:p>
         </w:tc>
@@ -3878,7 +3878,7 @@
                 <w:szCs w:val="20"/>
                 <w:color w:val="000000"/>
               </w:rPr>
-              <w:t xml:space="preserve">40</w:t>
+              <w:t xml:space="preserve">38</w:t>
             </w:r>
           </w:p>
         </w:tc>
@@ -5406,7 +5406,7 @@
                 <w:szCs w:val="20"/>
                 <w:color w:val="000000"/>
               </w:rPr>
-              <w:t xml:space="preserve">Aleutian</w:t>
+              <w:t xml:space="preserve">Southern</w:t>
             </w:r>
             <w:r>
               <w:rPr>
@@ -5432,7 +5432,7 @@
                 <w:szCs w:val="20"/>
                 <w:color w:val="000000"/>
               </w:rPr>
-              <w:t xml:space="preserve">Arc</w:t>
+              <w:t xml:space="preserve">California</w:t>
             </w:r>
             <w:r>
               <w:rPr>
@@ -5458,7 +5458,7 @@
                 <w:szCs w:val="20"/>
                 <w:color w:val="000000"/>
               </w:rPr>
-              <w:t xml:space="preserve">(ALA)</w:t>
+              <w:t xml:space="preserve">(SOC)</w:t>
             </w:r>
           </w:p>
         </w:tc>
@@ -5566,7 +5566,7 @@
                 <w:szCs w:val="20"/>
                 <w:color w:val="000000"/>
               </w:rPr>
-              <w:t xml:space="preserve">42</w:t>
+              <w:t xml:space="preserve">63</w:t>
             </w:r>
           </w:p>
         </w:tc>
@@ -5674,7 +5674,115 @@
                 <w:szCs w:val="20"/>
                 <w:color w:val="000000"/>
               </w:rPr>
-              <w:t xml:space="preserve">22</w:t>
+              <w:t xml:space="preserve">24</w:t>
+            </w:r>
+          </w:p>
+        </w:tc>
+        <w:tc>
+          <w:tcPr>
+            <w:tcBorders>
+              <w:bottom w:val="single" w:sz="6" w:space="0" w:color="BEBEBE"/>
+              <w:top w:val="single" w:sz="6" w:space="0" w:color="BEBEBE"/>
+              <w:left w:val="none" w:sz="0" w:space="0" w:color="000000"/>
+              <w:right w:val="none" w:sz="0" w:space="0" w:color="000000"/>
+            </w:tcBorders>
+            <w:shd w:val="clear" w:color="auto" w:fill="FFFFFF"/>
+            <w:tcMar>
+              <w:top w:w="0" w:type="dxa"/>
+              <w:bottom w:w="0" w:type="dxa"/>
+              <w:left w:w="0" w:type="dxa"/>
+              <w:right w:w="0" w:type="dxa"/>
+            </w:tcMar>
+            <w:vAlign w:val="center"/>
+          </w:tcPr>
+          <w:p>
+            <w:pPr>
+              <w:jc w:val="right"/>
+              <w:pBdr>
+                <w:bottom w:val="none" w:sz="0" w:space="0" w:color="000000"/>
+                <w:top w:val="none" w:sz="0" w:space="0" w:color="000000"/>
+                <w:left w:val="none" w:sz="0" w:space="0" w:color="000000"/>
+                <w:right w:val="none" w:sz="0" w:space="0" w:color="000000"/>
+              </w:pBdr>
+              <w:spacing w:after="100" w:before="100" w:line="240"/>
+              <w:ind w:left="100" w:right="100" w:firstLine="0" w:firstLineChars="0"/>
+              <w:rPr>
+                <w:rFonts w:ascii="Arial" w:hAnsi="Helvetica" w:eastAsia="Helvetica" w:cs="Helvetica"/>
+                <w:i w:val="false"/>
+                <w:b w:val="false"/>
+                <w:u w:val="none"/>
+                <w:strike w:val="false"/>
+                <w:sz w:val="20"/>
+                <w:szCs w:val="20"/>
+                <w:color w:val="000000"/>
+              </w:rPr>
+            </w:pPr>
+            <w:r>
+              <w:rPr>
+                <w:rFonts w:ascii="Arial" w:hAnsi="Helvetica" w:eastAsia="Helvetica" w:cs="Helvetica"/>
+                <w:i w:val="false"/>
+                <w:b w:val="false"/>
+                <w:u w:val="none"/>
+                <w:strike w:val="false"/>
+                <w:sz w:val="20"/>
+                <w:szCs w:val="20"/>
+                <w:color w:val="000000"/>
+              </w:rPr>
+              <w:t xml:space="preserve">18</w:t>
+            </w:r>
+          </w:p>
+        </w:tc>
+        <w:tc>
+          <w:tcPr>
+            <w:tcBorders>
+              <w:bottom w:val="single" w:sz="6" w:space="0" w:color="BEBEBE"/>
+              <w:top w:val="single" w:sz="6" w:space="0" w:color="BEBEBE"/>
+              <w:left w:val="none" w:sz="0" w:space="0" w:color="000000"/>
+              <w:right w:val="none" w:sz="0" w:space="0" w:color="000000"/>
+            </w:tcBorders>
+            <w:shd w:val="clear" w:color="auto" w:fill="FFFFFF"/>
+            <w:tcMar>
+              <w:top w:w="0" w:type="dxa"/>
+              <w:bottom w:w="0" w:type="dxa"/>
+              <w:left w:w="0" w:type="dxa"/>
+              <w:right w:w="0" w:type="dxa"/>
+            </w:tcMar>
+            <w:vAlign w:val="center"/>
+          </w:tcPr>
+          <w:p>
+            <w:pPr>
+              <w:jc w:val="right"/>
+              <w:pBdr>
+                <w:bottom w:val="none" w:sz="0" w:space="0" w:color="000000"/>
+                <w:top w:val="none" w:sz="0" w:space="0" w:color="000000"/>
+                <w:left w:val="none" w:sz="0" w:space="0" w:color="000000"/>
+                <w:right w:val="none" w:sz="0" w:space="0" w:color="000000"/>
+              </w:pBdr>
+              <w:spacing w:after="100" w:before="100" w:line="240"/>
+              <w:ind w:left="100" w:right="100" w:firstLine="0" w:firstLineChars="0"/>
+              <w:rPr>
+                <w:rFonts w:ascii="Arial" w:hAnsi="Helvetica" w:eastAsia="Helvetica" w:cs="Helvetica"/>
+                <w:i w:val="false"/>
+                <w:b w:val="false"/>
+                <w:u w:val="none"/>
+                <w:strike w:val="false"/>
+                <w:sz w:val="20"/>
+                <w:szCs w:val="20"/>
+                <w:color w:val="000000"/>
+              </w:rPr>
+            </w:pPr>
+            <w:r>
+              <w:rPr>
+                <w:rFonts w:ascii="Arial" w:hAnsi="Helvetica" w:eastAsia="Helvetica" w:cs="Helvetica"/>
+                <w:i w:val="false"/>
+                <w:b w:val="false"/>
+                <w:u w:val="none"/>
+                <w:strike w:val="false"/>
+                <w:sz w:val="20"/>
+                <w:szCs w:val="20"/>
+                <w:color w:val="000000"/>
+              </w:rPr>
+              <w:t xml:space="preserve">64</w:t>
             </w:r>
           </w:p>
         </w:tc>
@@ -5782,223 +5890,115 @@
                 <w:szCs w:val="20"/>
                 <w:color w:val="000000"/>
               </w:rPr>
-              <w:t xml:space="preserve">43</w:t>
-            </w:r>
-          </w:p>
-        </w:tc>
-        <w:tc>
-          <w:tcPr>
-            <w:tcBorders>
-              <w:bottom w:val="single" w:sz="6" w:space="0" w:color="BEBEBE"/>
-              <w:top w:val="single" w:sz="6" w:space="0" w:color="BEBEBE"/>
-              <w:left w:val="none" w:sz="0" w:space="0" w:color="000000"/>
-              <w:right w:val="none" w:sz="0" w:space="0" w:color="000000"/>
-            </w:tcBorders>
-            <w:shd w:val="clear" w:color="auto" w:fill="FFFFFF"/>
-            <w:tcMar>
-              <w:top w:w="0" w:type="dxa"/>
-              <w:bottom w:w="0" w:type="dxa"/>
-              <w:left w:w="0" w:type="dxa"/>
-              <w:right w:w="0" w:type="dxa"/>
-            </w:tcMar>
-            <w:vAlign w:val="center"/>
-          </w:tcPr>
-          <w:p>
-            <w:pPr>
-              <w:jc w:val="right"/>
-              <w:pBdr>
-                <w:bottom w:val="none" w:sz="0" w:space="0" w:color="000000"/>
-                <w:top w:val="none" w:sz="0" w:space="0" w:color="000000"/>
-                <w:left w:val="none" w:sz="0" w:space="0" w:color="000000"/>
-                <w:right w:val="none" w:sz="0" w:space="0" w:color="000000"/>
-              </w:pBdr>
-              <w:spacing w:after="100" w:before="100" w:line="240"/>
-              <w:ind w:left="100" w:right="100" w:firstLine="0" w:firstLineChars="0"/>
-              <w:rPr>
-                <w:rFonts w:ascii="Arial" w:hAnsi="Helvetica" w:eastAsia="Helvetica" w:cs="Helvetica"/>
-                <w:i w:val="false"/>
-                <w:b w:val="false"/>
-                <w:u w:val="none"/>
-                <w:strike w:val="false"/>
-                <w:sz w:val="20"/>
-                <w:szCs w:val="20"/>
-                <w:color w:val="000000"/>
-              </w:rPr>
-            </w:pPr>
-            <w:r>
-              <w:rPr>
-                <w:rFonts w:ascii="Arial" w:hAnsi="Helvetica" w:eastAsia="Helvetica" w:cs="Helvetica"/>
-                <w:i w:val="false"/>
-                <w:b w:val="false"/>
-                <w:u w:val="none"/>
-                <w:strike w:val="false"/>
-                <w:sz w:val="20"/>
-                <w:szCs w:val="20"/>
-                <w:color w:val="000000"/>
-              </w:rPr>
-              <w:t xml:space="preserve">18</w:t>
-            </w:r>
-          </w:p>
-        </w:tc>
-        <w:tc>
-          <w:tcPr>
-            <w:tcBorders>
-              <w:bottom w:val="single" w:sz="6" w:space="0" w:color="BEBEBE"/>
-              <w:top w:val="single" w:sz="6" w:space="0" w:color="BEBEBE"/>
-              <w:left w:val="none" w:sz="0" w:space="0" w:color="000000"/>
-              <w:right w:val="none" w:sz="0" w:space="0" w:color="000000"/>
-            </w:tcBorders>
-            <w:shd w:val="clear" w:color="auto" w:fill="FFFFFF"/>
-            <w:tcMar>
-              <w:top w:w="0" w:type="dxa"/>
-              <w:bottom w:w="0" w:type="dxa"/>
-              <w:left w:w="0" w:type="dxa"/>
-              <w:right w:w="0" w:type="dxa"/>
-            </w:tcMar>
-            <w:vAlign w:val="center"/>
-          </w:tcPr>
-          <w:p>
-            <w:pPr>
-              <w:jc w:val="right"/>
-              <w:pBdr>
-                <w:bottom w:val="none" w:sz="0" w:space="0" w:color="000000"/>
-                <w:top w:val="none" w:sz="0" w:space="0" w:color="000000"/>
-                <w:left w:val="none" w:sz="0" w:space="0" w:color="000000"/>
-                <w:right w:val="none" w:sz="0" w:space="0" w:color="000000"/>
-              </w:pBdr>
-              <w:spacing w:after="100" w:before="100" w:line="240"/>
-              <w:ind w:left="100" w:right="100" w:firstLine="0" w:firstLineChars="0"/>
-              <w:rPr>
-                <w:rFonts w:ascii="Arial" w:hAnsi="Helvetica" w:eastAsia="Helvetica" w:cs="Helvetica"/>
-                <w:i w:val="false"/>
-                <w:b w:val="false"/>
-                <w:u w:val="none"/>
-                <w:strike w:val="false"/>
-                <w:sz w:val="20"/>
-                <w:szCs w:val="20"/>
-                <w:color w:val="000000"/>
-              </w:rPr>
-            </w:pPr>
-            <w:r>
-              <w:rPr>
-                <w:rFonts w:ascii="Arial" w:hAnsi="Helvetica" w:eastAsia="Helvetica" w:cs="Helvetica"/>
-                <w:i w:val="false"/>
-                <w:b w:val="false"/>
-                <w:u w:val="none"/>
-                <w:strike w:val="false"/>
-                <w:sz w:val="20"/>
-                <w:szCs w:val="20"/>
-                <w:color w:val="000000"/>
-              </w:rPr>
-              <w:t xml:space="preserve">80</w:t>
-            </w:r>
-          </w:p>
-        </w:tc>
-        <w:tc>
-          <w:tcPr>
-            <w:tcBorders>
-              <w:bottom w:val="single" w:sz="6" w:space="0" w:color="BEBEBE"/>
-              <w:top w:val="single" w:sz="6" w:space="0" w:color="BEBEBE"/>
-              <w:left w:val="none" w:sz="0" w:space="0" w:color="000000"/>
-              <w:right w:val="none" w:sz="0" w:space="0" w:color="000000"/>
-            </w:tcBorders>
-            <w:shd w:val="clear" w:color="auto" w:fill="FFFFFF"/>
-            <w:tcMar>
-              <w:top w:w="0" w:type="dxa"/>
-              <w:bottom w:w="0" w:type="dxa"/>
-              <w:left w:w="0" w:type="dxa"/>
-              <w:right w:w="0" w:type="dxa"/>
-            </w:tcMar>
-            <w:vAlign w:val="center"/>
-          </w:tcPr>
-          <w:p>
-            <w:pPr>
-              <w:jc w:val="right"/>
-              <w:pBdr>
-                <w:bottom w:val="none" w:sz="0" w:space="0" w:color="000000"/>
-                <w:top w:val="none" w:sz="0" w:space="0" w:color="000000"/>
-                <w:left w:val="none" w:sz="0" w:space="0" w:color="000000"/>
-                <w:right w:val="none" w:sz="0" w:space="0" w:color="000000"/>
-              </w:pBdr>
-              <w:spacing w:after="100" w:before="100" w:line="240"/>
-              <w:ind w:left="100" w:right="100" w:firstLine="0" w:firstLineChars="0"/>
-              <w:rPr>
-                <w:rFonts w:ascii="Arial" w:hAnsi="Helvetica" w:eastAsia="Helvetica" w:cs="Helvetica"/>
-                <w:i w:val="false"/>
-                <w:b w:val="false"/>
-                <w:u w:val="none"/>
-                <w:strike w:val="false"/>
-                <w:sz w:val="20"/>
-                <w:szCs w:val="20"/>
-                <w:color w:val="000000"/>
-              </w:rPr>
-            </w:pPr>
-            <w:r>
-              <w:rPr>
-                <w:rFonts w:ascii="Arial" w:hAnsi="Helvetica" w:eastAsia="Helvetica" w:cs="Helvetica"/>
-                <w:i w:val="false"/>
-                <w:b w:val="false"/>
-                <w:u w:val="none"/>
-                <w:strike w:val="false"/>
-                <w:sz w:val="20"/>
-                <w:szCs w:val="20"/>
-                <w:color w:val="000000"/>
-              </w:rPr>
-              <w:t xml:space="preserve">2</w:t>
-            </w:r>
-          </w:p>
-        </w:tc>
-        <w:tc>
-          <w:tcPr>
-            <w:tcBorders>
-              <w:bottom w:val="single" w:sz="6" w:space="0" w:color="BEBEBE"/>
-              <w:top w:val="single" w:sz="6" w:space="0" w:color="BEBEBE"/>
-              <w:left w:val="none" w:sz="0" w:space="0" w:color="000000"/>
-              <w:right w:val="none" w:sz="0" w:space="0" w:color="000000"/>
-            </w:tcBorders>
-            <w:shd w:val="clear" w:color="auto" w:fill="FFFFFF"/>
-            <w:tcMar>
-              <w:top w:w="0" w:type="dxa"/>
-              <w:bottom w:w="0" w:type="dxa"/>
-              <w:left w:w="0" w:type="dxa"/>
-              <w:right w:w="0" w:type="dxa"/>
-            </w:tcMar>
-            <w:vAlign w:val="center"/>
-          </w:tcPr>
-          <w:p>
-            <w:pPr>
-              <w:jc w:val="right"/>
-              <w:pBdr>
-                <w:bottom w:val="none" w:sz="0" w:space="0" w:color="000000"/>
-                <w:top w:val="none" w:sz="0" w:space="0" w:color="000000"/>
-                <w:left w:val="none" w:sz="0" w:space="0" w:color="000000"/>
-                <w:right w:val="none" w:sz="0" w:space="0" w:color="000000"/>
-              </w:pBdr>
-              <w:spacing w:after="100" w:before="100" w:line="240"/>
-              <w:ind w:left="100" w:right="100" w:firstLine="0" w:firstLineChars="0"/>
-              <w:rPr>
-                <w:rFonts w:ascii="Arial" w:hAnsi="Helvetica" w:eastAsia="Helvetica" w:cs="Helvetica"/>
-                <w:i w:val="false"/>
-                <w:b w:val="false"/>
-                <w:u w:val="none"/>
-                <w:strike w:val="false"/>
-                <w:sz w:val="20"/>
-                <w:szCs w:val="20"/>
-                <w:color w:val="000000"/>
-              </w:rPr>
-            </w:pPr>
-            <w:r>
-              <w:rPr>
-                <w:rFonts w:ascii="Arial" w:hAnsi="Helvetica" w:eastAsia="Helvetica" w:cs="Helvetica"/>
-                <w:i w:val="false"/>
-                <w:b w:val="false"/>
-                <w:u w:val="none"/>
-                <w:strike w:val="false"/>
-                <w:sz w:val="20"/>
-                <w:szCs w:val="20"/>
-                <w:color w:val="000000"/>
-              </w:rPr>
-              <w:t xml:space="preserve">870</w:t>
+              <w:t xml:space="preserve">27</w:t>
+            </w:r>
+          </w:p>
+        </w:tc>
+        <w:tc>
+          <w:tcPr>
+            <w:tcBorders>
+              <w:bottom w:val="single" w:sz="6" w:space="0" w:color="BEBEBE"/>
+              <w:top w:val="single" w:sz="6" w:space="0" w:color="BEBEBE"/>
+              <w:left w:val="none" w:sz="0" w:space="0" w:color="000000"/>
+              <w:right w:val="none" w:sz="0" w:space="0" w:color="000000"/>
+            </w:tcBorders>
+            <w:shd w:val="clear" w:color="auto" w:fill="FFFFFF"/>
+            <w:tcMar>
+              <w:top w:w="0" w:type="dxa"/>
+              <w:bottom w:w="0" w:type="dxa"/>
+              <w:left w:w="0" w:type="dxa"/>
+              <w:right w:w="0" w:type="dxa"/>
+            </w:tcMar>
+            <w:vAlign w:val="center"/>
+          </w:tcPr>
+          <w:p>
+            <w:pPr>
+              <w:jc w:val="right"/>
+              <w:pBdr>
+                <w:bottom w:val="none" w:sz="0" w:space="0" w:color="000000"/>
+                <w:top w:val="none" w:sz="0" w:space="0" w:color="000000"/>
+                <w:left w:val="none" w:sz="0" w:space="0" w:color="000000"/>
+                <w:right w:val="none" w:sz="0" w:space="0" w:color="000000"/>
+              </w:pBdr>
+              <w:spacing w:after="100" w:before="100" w:line="240"/>
+              <w:ind w:left="100" w:right="100" w:firstLine="0" w:firstLineChars="0"/>
+              <w:rPr>
+                <w:rFonts w:ascii="Arial" w:hAnsi="Helvetica" w:eastAsia="Helvetica" w:cs="Helvetica"/>
+                <w:i w:val="false"/>
+                <w:b w:val="false"/>
+                <w:u w:val="none"/>
+                <w:strike w:val="false"/>
+                <w:sz w:val="20"/>
+                <w:szCs w:val="20"/>
+                <w:color w:val="000000"/>
+              </w:rPr>
+            </w:pPr>
+            <w:r>
+              <w:rPr>
+                <w:rFonts w:ascii="Arial" w:hAnsi="Helvetica" w:eastAsia="Helvetica" w:cs="Helvetica"/>
+                <w:i w:val="false"/>
+                <w:b w:val="false"/>
+                <w:u w:val="none"/>
+                <w:strike w:val="false"/>
+                <w:sz w:val="20"/>
+                <w:szCs w:val="20"/>
+                <w:color w:val="000000"/>
+              </w:rPr>
+              <w:t xml:space="preserve">10</w:t>
+            </w:r>
+          </w:p>
+        </w:tc>
+        <w:tc>
+          <w:tcPr>
+            <w:tcBorders>
+              <w:bottom w:val="single" w:sz="6" w:space="0" w:color="BEBEBE"/>
+              <w:top w:val="single" w:sz="6" w:space="0" w:color="BEBEBE"/>
+              <w:left w:val="none" w:sz="0" w:space="0" w:color="000000"/>
+              <w:right w:val="none" w:sz="0" w:space="0" w:color="000000"/>
+            </w:tcBorders>
+            <w:shd w:val="clear" w:color="auto" w:fill="FFFFFF"/>
+            <w:tcMar>
+              <w:top w:w="0" w:type="dxa"/>
+              <w:bottom w:w="0" w:type="dxa"/>
+              <w:left w:w="0" w:type="dxa"/>
+              <w:right w:w="0" w:type="dxa"/>
+            </w:tcMar>
+            <w:vAlign w:val="center"/>
+          </w:tcPr>
+          <w:p>
+            <w:pPr>
+              <w:jc w:val="right"/>
+              <w:pBdr>
+                <w:bottom w:val="none" w:sz="0" w:space="0" w:color="000000"/>
+                <w:top w:val="none" w:sz="0" w:space="0" w:color="000000"/>
+                <w:left w:val="none" w:sz="0" w:space="0" w:color="000000"/>
+                <w:right w:val="none" w:sz="0" w:space="0" w:color="000000"/>
+              </w:pBdr>
+              <w:spacing w:after="100" w:before="100" w:line="240"/>
+              <w:ind w:left="100" w:right="100" w:firstLine="0" w:firstLineChars="0"/>
+              <w:rPr>
+                <w:rFonts w:ascii="Arial" w:hAnsi="Helvetica" w:eastAsia="Helvetica" w:cs="Helvetica"/>
+                <w:i w:val="false"/>
+                <w:b w:val="false"/>
+                <w:u w:val="none"/>
+                <w:strike w:val="false"/>
+                <w:sz w:val="20"/>
+                <w:szCs w:val="20"/>
+                <w:color w:val="000000"/>
+              </w:rPr>
+            </w:pPr>
+            <w:r>
+              <w:rPr>
+                <w:rFonts w:ascii="Arial" w:hAnsi="Helvetica" w:eastAsia="Helvetica" w:cs="Helvetica"/>
+                <w:i w:val="false"/>
+                <w:b w:val="false"/>
+                <w:u w:val="none"/>
+                <w:strike w:val="false"/>
+                <w:sz w:val="20"/>
+                <w:szCs w:val="20"/>
+                <w:color w:val="000000"/>
+              </w:rPr>
+              <w:t xml:space="preserve">276</w:t>
             </w:r>
           </w:p>
         </w:tc>
@@ -6058,7 +6058,7 @@
                 <w:szCs w:val="20"/>
                 <w:color w:val="000000"/>
               </w:rPr>
-              <w:t xml:space="preserve">Southern</w:t>
+              <w:t xml:space="preserve">Aleutian</w:t>
             </w:r>
             <w:r>
               <w:rPr>
@@ -6084,7 +6084,7 @@
                 <w:szCs w:val="20"/>
                 <w:color w:val="000000"/>
               </w:rPr>
-              <w:t xml:space="preserve">California</w:t>
+              <w:t xml:space="preserve">Arc</w:t>
             </w:r>
             <w:r>
               <w:rPr>
@@ -6110,7 +6110,7 @@
                 <w:szCs w:val="20"/>
                 <w:color w:val="000000"/>
               </w:rPr>
-              <w:t xml:space="preserve">(SOC)</w:t>
+              <w:t xml:space="preserve">(ALA)</w:t>
             </w:r>
           </w:p>
         </w:tc>
@@ -6218,7 +6218,7 @@
                 <w:szCs w:val="20"/>
                 <w:color w:val="000000"/>
               </w:rPr>
-              <w:t xml:space="preserve">63</w:t>
+              <w:t xml:space="preserve">42</w:t>
             </w:r>
           </w:p>
         </w:tc>
@@ -6326,7 +6326,115 @@
                 <w:szCs w:val="20"/>
                 <w:color w:val="000000"/>
               </w:rPr>
-              <w:t xml:space="preserve">24</w:t>
+              <w:t xml:space="preserve">22</w:t>
+            </w:r>
+          </w:p>
+        </w:tc>
+        <w:tc>
+          <w:tcPr>
+            <w:tcBorders>
+              <w:bottom w:val="single" w:sz="6" w:space="0" w:color="BEBEBE"/>
+              <w:top w:val="single" w:sz="6" w:space="0" w:color="BEBEBE"/>
+              <w:left w:val="none" w:sz="0" w:space="0" w:color="000000"/>
+              <w:right w:val="none" w:sz="0" w:space="0" w:color="000000"/>
+            </w:tcBorders>
+            <w:shd w:val="clear" w:color="auto" w:fill="FFFFFF"/>
+            <w:tcMar>
+              <w:top w:w="0" w:type="dxa"/>
+              <w:bottom w:w="0" w:type="dxa"/>
+              <w:left w:w="0" w:type="dxa"/>
+              <w:right w:w="0" w:type="dxa"/>
+            </w:tcMar>
+            <w:vAlign w:val="center"/>
+          </w:tcPr>
+          <w:p>
+            <w:pPr>
+              <w:jc w:val="right"/>
+              <w:pBdr>
+                <w:bottom w:val="none" w:sz="0" w:space="0" w:color="000000"/>
+                <w:top w:val="none" w:sz="0" w:space="0" w:color="000000"/>
+                <w:left w:val="none" w:sz="0" w:space="0" w:color="000000"/>
+                <w:right w:val="none" w:sz="0" w:space="0" w:color="000000"/>
+              </w:pBdr>
+              <w:spacing w:after="100" w:before="100" w:line="240"/>
+              <w:ind w:left="100" w:right="100" w:firstLine="0" w:firstLineChars="0"/>
+              <w:rPr>
+                <w:rFonts w:ascii="Arial" w:hAnsi="Helvetica" w:eastAsia="Helvetica" w:cs="Helvetica"/>
+                <w:i w:val="false"/>
+                <w:b w:val="false"/>
+                <w:u w:val="none"/>
+                <w:strike w:val="false"/>
+                <w:sz w:val="20"/>
+                <w:szCs w:val="20"/>
+                <w:color w:val="000000"/>
+              </w:rPr>
+            </w:pPr>
+            <w:r>
+              <w:rPr>
+                <w:rFonts w:ascii="Arial" w:hAnsi="Helvetica" w:eastAsia="Helvetica" w:cs="Helvetica"/>
+                <w:i w:val="false"/>
+                <w:b w:val="false"/>
+                <w:u w:val="none"/>
+                <w:strike w:val="false"/>
+                <w:sz w:val="20"/>
+                <w:szCs w:val="20"/>
+                <w:color w:val="000000"/>
+              </w:rPr>
+              <w:t xml:space="preserve">15</w:t>
+            </w:r>
+          </w:p>
+        </w:tc>
+        <w:tc>
+          <w:tcPr>
+            <w:tcBorders>
+              <w:bottom w:val="single" w:sz="6" w:space="0" w:color="BEBEBE"/>
+              <w:top w:val="single" w:sz="6" w:space="0" w:color="BEBEBE"/>
+              <w:left w:val="none" w:sz="0" w:space="0" w:color="000000"/>
+              <w:right w:val="none" w:sz="0" w:space="0" w:color="000000"/>
+            </w:tcBorders>
+            <w:shd w:val="clear" w:color="auto" w:fill="FFFFFF"/>
+            <w:tcMar>
+              <w:top w:w="0" w:type="dxa"/>
+              <w:bottom w:w="0" w:type="dxa"/>
+              <w:left w:w="0" w:type="dxa"/>
+              <w:right w:w="0" w:type="dxa"/>
+            </w:tcMar>
+            <w:vAlign w:val="center"/>
+          </w:tcPr>
+          <w:p>
+            <w:pPr>
+              <w:jc w:val="right"/>
+              <w:pBdr>
+                <w:bottom w:val="none" w:sz="0" w:space="0" w:color="000000"/>
+                <w:top w:val="none" w:sz="0" w:space="0" w:color="000000"/>
+                <w:left w:val="none" w:sz="0" w:space="0" w:color="000000"/>
+                <w:right w:val="none" w:sz="0" w:space="0" w:color="000000"/>
+              </w:pBdr>
+              <w:spacing w:after="100" w:before="100" w:line="240"/>
+              <w:ind w:left="100" w:right="100" w:firstLine="0" w:firstLineChars="0"/>
+              <w:rPr>
+                <w:rFonts w:ascii="Arial" w:hAnsi="Helvetica" w:eastAsia="Helvetica" w:cs="Helvetica"/>
+                <w:i w:val="false"/>
+                <w:b w:val="false"/>
+                <w:u w:val="none"/>
+                <w:strike w:val="false"/>
+                <w:sz w:val="20"/>
+                <w:szCs w:val="20"/>
+                <w:color w:val="000000"/>
+              </w:rPr>
+            </w:pPr>
+            <w:r>
+              <w:rPr>
+                <w:rFonts w:ascii="Arial" w:hAnsi="Helvetica" w:eastAsia="Helvetica" w:cs="Helvetica"/>
+                <w:i w:val="false"/>
+                <w:b w:val="false"/>
+                <w:u w:val="none"/>
+                <w:strike w:val="false"/>
+                <w:sz w:val="20"/>
+                <w:szCs w:val="20"/>
+                <w:color w:val="000000"/>
+              </w:rPr>
+              <w:t xml:space="preserve">43</w:t>
             </w:r>
           </w:p>
         </w:tc>
@@ -6434,223 +6542,115 @@
                 <w:szCs w:val="20"/>
                 <w:color w:val="000000"/>
               </w:rPr>
-              <w:t xml:space="preserve">64</w:t>
-            </w:r>
-          </w:p>
-        </w:tc>
-        <w:tc>
-          <w:tcPr>
-            <w:tcBorders>
-              <w:bottom w:val="single" w:sz="6" w:space="0" w:color="BEBEBE"/>
-              <w:top w:val="single" w:sz="6" w:space="0" w:color="BEBEBE"/>
-              <w:left w:val="none" w:sz="0" w:space="0" w:color="000000"/>
-              <w:right w:val="none" w:sz="0" w:space="0" w:color="000000"/>
-            </w:tcBorders>
-            <w:shd w:val="clear" w:color="auto" w:fill="FFFFFF"/>
-            <w:tcMar>
-              <w:top w:w="0" w:type="dxa"/>
-              <w:bottom w:w="0" w:type="dxa"/>
-              <w:left w:w="0" w:type="dxa"/>
-              <w:right w:w="0" w:type="dxa"/>
-            </w:tcMar>
-            <w:vAlign w:val="center"/>
-          </w:tcPr>
-          <w:p>
-            <w:pPr>
-              <w:jc w:val="right"/>
-              <w:pBdr>
-                <w:bottom w:val="none" w:sz="0" w:space="0" w:color="000000"/>
-                <w:top w:val="none" w:sz="0" w:space="0" w:color="000000"/>
-                <w:left w:val="none" w:sz="0" w:space="0" w:color="000000"/>
-                <w:right w:val="none" w:sz="0" w:space="0" w:color="000000"/>
-              </w:pBdr>
-              <w:spacing w:after="100" w:before="100" w:line="240"/>
-              <w:ind w:left="100" w:right="100" w:firstLine="0" w:firstLineChars="0"/>
-              <w:rPr>
-                <w:rFonts w:ascii="Arial" w:hAnsi="Helvetica" w:eastAsia="Helvetica" w:cs="Helvetica"/>
-                <w:i w:val="false"/>
-                <w:b w:val="false"/>
-                <w:u w:val="none"/>
-                <w:strike w:val="false"/>
-                <w:sz w:val="20"/>
-                <w:szCs w:val="20"/>
-                <w:color w:val="000000"/>
-              </w:rPr>
-            </w:pPr>
-            <w:r>
-              <w:rPr>
-                <w:rFonts w:ascii="Arial" w:hAnsi="Helvetica" w:eastAsia="Helvetica" w:cs="Helvetica"/>
-                <w:i w:val="false"/>
-                <w:b w:val="false"/>
-                <w:u w:val="none"/>
-                <w:strike w:val="false"/>
-                <w:sz w:val="20"/>
-                <w:szCs w:val="20"/>
-                <w:color w:val="000000"/>
-              </w:rPr>
-              <w:t xml:space="preserve">15</w:t>
-            </w:r>
-          </w:p>
-        </w:tc>
-        <w:tc>
-          <w:tcPr>
-            <w:tcBorders>
-              <w:bottom w:val="single" w:sz="6" w:space="0" w:color="BEBEBE"/>
-              <w:top w:val="single" w:sz="6" w:space="0" w:color="BEBEBE"/>
-              <w:left w:val="none" w:sz="0" w:space="0" w:color="000000"/>
-              <w:right w:val="none" w:sz="0" w:space="0" w:color="000000"/>
-            </w:tcBorders>
-            <w:shd w:val="clear" w:color="auto" w:fill="FFFFFF"/>
-            <w:tcMar>
-              <w:top w:w="0" w:type="dxa"/>
-              <w:bottom w:w="0" w:type="dxa"/>
-              <w:left w:w="0" w:type="dxa"/>
-              <w:right w:w="0" w:type="dxa"/>
-            </w:tcMar>
-            <w:vAlign w:val="center"/>
-          </w:tcPr>
-          <w:p>
-            <w:pPr>
-              <w:jc w:val="right"/>
-              <w:pBdr>
-                <w:bottom w:val="none" w:sz="0" w:space="0" w:color="000000"/>
-                <w:top w:val="none" w:sz="0" w:space="0" w:color="000000"/>
-                <w:left w:val="none" w:sz="0" w:space="0" w:color="000000"/>
-                <w:right w:val="none" w:sz="0" w:space="0" w:color="000000"/>
-              </w:pBdr>
-              <w:spacing w:after="100" w:before="100" w:line="240"/>
-              <w:ind w:left="100" w:right="100" w:firstLine="0" w:firstLineChars="0"/>
-              <w:rPr>
-                <w:rFonts w:ascii="Arial" w:hAnsi="Helvetica" w:eastAsia="Helvetica" w:cs="Helvetica"/>
-                <w:i w:val="false"/>
-                <w:b w:val="false"/>
-                <w:u w:val="none"/>
-                <w:strike w:val="false"/>
-                <w:sz w:val="20"/>
-                <w:szCs w:val="20"/>
-                <w:color w:val="000000"/>
-              </w:rPr>
-            </w:pPr>
-            <w:r>
-              <w:rPr>
-                <w:rFonts w:ascii="Arial" w:hAnsi="Helvetica" w:eastAsia="Helvetica" w:cs="Helvetica"/>
-                <w:i w:val="false"/>
-                <w:b w:val="false"/>
-                <w:u w:val="none"/>
-                <w:strike w:val="false"/>
-                <w:sz w:val="20"/>
-                <w:szCs w:val="20"/>
-                <w:color w:val="000000"/>
-              </w:rPr>
-              <w:t xml:space="preserve">27</w:t>
-            </w:r>
-          </w:p>
-        </w:tc>
-        <w:tc>
-          <w:tcPr>
-            <w:tcBorders>
-              <w:bottom w:val="single" w:sz="6" w:space="0" w:color="BEBEBE"/>
-              <w:top w:val="single" w:sz="6" w:space="0" w:color="BEBEBE"/>
-              <w:left w:val="none" w:sz="0" w:space="0" w:color="000000"/>
-              <w:right w:val="none" w:sz="0" w:space="0" w:color="000000"/>
-            </w:tcBorders>
-            <w:shd w:val="clear" w:color="auto" w:fill="FFFFFF"/>
-            <w:tcMar>
-              <w:top w:w="0" w:type="dxa"/>
-              <w:bottom w:w="0" w:type="dxa"/>
-              <w:left w:w="0" w:type="dxa"/>
-              <w:right w:w="0" w:type="dxa"/>
-            </w:tcMar>
-            <w:vAlign w:val="center"/>
-          </w:tcPr>
-          <w:p>
-            <w:pPr>
-              <w:jc w:val="right"/>
-              <w:pBdr>
-                <w:bottom w:val="none" w:sz="0" w:space="0" w:color="000000"/>
-                <w:top w:val="none" w:sz="0" w:space="0" w:color="000000"/>
-                <w:left w:val="none" w:sz="0" w:space="0" w:color="000000"/>
-                <w:right w:val="none" w:sz="0" w:space="0" w:color="000000"/>
-              </w:pBdr>
-              <w:spacing w:after="100" w:before="100" w:line="240"/>
-              <w:ind w:left="100" w:right="100" w:firstLine="0" w:firstLineChars="0"/>
-              <w:rPr>
-                <w:rFonts w:ascii="Arial" w:hAnsi="Helvetica" w:eastAsia="Helvetica" w:cs="Helvetica"/>
-                <w:i w:val="false"/>
-                <w:b w:val="false"/>
-                <w:u w:val="none"/>
-                <w:strike w:val="false"/>
-                <w:sz w:val="20"/>
-                <w:szCs w:val="20"/>
-                <w:color w:val="000000"/>
-              </w:rPr>
-            </w:pPr>
-            <w:r>
-              <w:rPr>
-                <w:rFonts w:ascii="Arial" w:hAnsi="Helvetica" w:eastAsia="Helvetica" w:cs="Helvetica"/>
-                <w:i w:val="false"/>
-                <w:b w:val="false"/>
-                <w:u w:val="none"/>
-                <w:strike w:val="false"/>
-                <w:sz w:val="20"/>
-                <w:szCs w:val="20"/>
-                <w:color w:val="000000"/>
-              </w:rPr>
-              <w:t xml:space="preserve">10</w:t>
-            </w:r>
-          </w:p>
-        </w:tc>
-        <w:tc>
-          <w:tcPr>
-            <w:tcBorders>
-              <w:bottom w:val="single" w:sz="6" w:space="0" w:color="BEBEBE"/>
-              <w:top w:val="single" w:sz="6" w:space="0" w:color="BEBEBE"/>
-              <w:left w:val="none" w:sz="0" w:space="0" w:color="000000"/>
-              <w:right w:val="none" w:sz="0" w:space="0" w:color="000000"/>
-            </w:tcBorders>
-            <w:shd w:val="clear" w:color="auto" w:fill="FFFFFF"/>
-            <w:tcMar>
-              <w:top w:w="0" w:type="dxa"/>
-              <w:bottom w:w="0" w:type="dxa"/>
-              <w:left w:w="0" w:type="dxa"/>
-              <w:right w:w="0" w:type="dxa"/>
-            </w:tcMar>
-            <w:vAlign w:val="center"/>
-          </w:tcPr>
-          <w:p>
-            <w:pPr>
-              <w:jc w:val="right"/>
-              <w:pBdr>
-                <w:bottom w:val="none" w:sz="0" w:space="0" w:color="000000"/>
-                <w:top w:val="none" w:sz="0" w:space="0" w:color="000000"/>
-                <w:left w:val="none" w:sz="0" w:space="0" w:color="000000"/>
-                <w:right w:val="none" w:sz="0" w:space="0" w:color="000000"/>
-              </w:pBdr>
-              <w:spacing w:after="100" w:before="100" w:line="240"/>
-              <w:ind w:left="100" w:right="100" w:firstLine="0" w:firstLineChars="0"/>
-              <w:rPr>
-                <w:rFonts w:ascii="Arial" w:hAnsi="Helvetica" w:eastAsia="Helvetica" w:cs="Helvetica"/>
-                <w:i w:val="false"/>
-                <w:b w:val="false"/>
-                <w:u w:val="none"/>
-                <w:strike w:val="false"/>
-                <w:sz w:val="20"/>
-                <w:szCs w:val="20"/>
-                <w:color w:val="000000"/>
-              </w:rPr>
-            </w:pPr>
-            <w:r>
-              <w:rPr>
-                <w:rFonts w:ascii="Arial" w:hAnsi="Helvetica" w:eastAsia="Helvetica" w:cs="Helvetica"/>
-                <w:i w:val="false"/>
-                <w:b w:val="false"/>
-                <w:u w:val="none"/>
-                <w:strike w:val="false"/>
-                <w:sz w:val="20"/>
-                <w:szCs w:val="20"/>
-                <w:color w:val="000000"/>
-              </w:rPr>
-              <w:t xml:space="preserve">276</w:t>
+              <w:t xml:space="preserve">80</w:t>
+            </w:r>
+          </w:p>
+        </w:tc>
+        <w:tc>
+          <w:tcPr>
+            <w:tcBorders>
+              <w:bottom w:val="single" w:sz="6" w:space="0" w:color="BEBEBE"/>
+              <w:top w:val="single" w:sz="6" w:space="0" w:color="BEBEBE"/>
+              <w:left w:val="none" w:sz="0" w:space="0" w:color="000000"/>
+              <w:right w:val="none" w:sz="0" w:space="0" w:color="000000"/>
+            </w:tcBorders>
+            <w:shd w:val="clear" w:color="auto" w:fill="FFFFFF"/>
+            <w:tcMar>
+              <w:top w:w="0" w:type="dxa"/>
+              <w:bottom w:w="0" w:type="dxa"/>
+              <w:left w:w="0" w:type="dxa"/>
+              <w:right w:w="0" w:type="dxa"/>
+            </w:tcMar>
+            <w:vAlign w:val="center"/>
+          </w:tcPr>
+          <w:p>
+            <w:pPr>
+              <w:jc w:val="right"/>
+              <w:pBdr>
+                <w:bottom w:val="none" w:sz="0" w:space="0" w:color="000000"/>
+                <w:top w:val="none" w:sz="0" w:space="0" w:color="000000"/>
+                <w:left w:val="none" w:sz="0" w:space="0" w:color="000000"/>
+                <w:right w:val="none" w:sz="0" w:space="0" w:color="000000"/>
+              </w:pBdr>
+              <w:spacing w:after="100" w:before="100" w:line="240"/>
+              <w:ind w:left="100" w:right="100" w:firstLine="0" w:firstLineChars="0"/>
+              <w:rPr>
+                <w:rFonts w:ascii="Arial" w:hAnsi="Helvetica" w:eastAsia="Helvetica" w:cs="Helvetica"/>
+                <w:i w:val="false"/>
+                <w:b w:val="false"/>
+                <w:u w:val="none"/>
+                <w:strike w:val="false"/>
+                <w:sz w:val="20"/>
+                <w:szCs w:val="20"/>
+                <w:color w:val="000000"/>
+              </w:rPr>
+            </w:pPr>
+            <w:r>
+              <w:rPr>
+                <w:rFonts w:ascii="Arial" w:hAnsi="Helvetica" w:eastAsia="Helvetica" w:cs="Helvetica"/>
+                <w:i w:val="false"/>
+                <w:b w:val="false"/>
+                <w:u w:val="none"/>
+                <w:strike w:val="false"/>
+                <w:sz w:val="20"/>
+                <w:szCs w:val="20"/>
+                <w:color w:val="000000"/>
+              </w:rPr>
+              <w:t xml:space="preserve">2</w:t>
+            </w:r>
+          </w:p>
+        </w:tc>
+        <w:tc>
+          <w:tcPr>
+            <w:tcBorders>
+              <w:bottom w:val="single" w:sz="6" w:space="0" w:color="BEBEBE"/>
+              <w:top w:val="single" w:sz="6" w:space="0" w:color="BEBEBE"/>
+              <w:left w:val="none" w:sz="0" w:space="0" w:color="000000"/>
+              <w:right w:val="none" w:sz="0" w:space="0" w:color="000000"/>
+            </w:tcBorders>
+            <w:shd w:val="clear" w:color="auto" w:fill="FFFFFF"/>
+            <w:tcMar>
+              <w:top w:w="0" w:type="dxa"/>
+              <w:bottom w:w="0" w:type="dxa"/>
+              <w:left w:w="0" w:type="dxa"/>
+              <w:right w:w="0" w:type="dxa"/>
+            </w:tcMar>
+            <w:vAlign w:val="center"/>
+          </w:tcPr>
+          <w:p>
+            <w:pPr>
+              <w:jc w:val="right"/>
+              <w:pBdr>
+                <w:bottom w:val="none" w:sz="0" w:space="0" w:color="000000"/>
+                <w:top w:val="none" w:sz="0" w:space="0" w:color="000000"/>
+                <w:left w:val="none" w:sz="0" w:space="0" w:color="000000"/>
+                <w:right w:val="none" w:sz="0" w:space="0" w:color="000000"/>
+              </w:pBdr>
+              <w:spacing w:after="100" w:before="100" w:line="240"/>
+              <w:ind w:left="100" w:right="100" w:firstLine="0" w:firstLineChars="0"/>
+              <w:rPr>
+                <w:rFonts w:ascii="Arial" w:hAnsi="Helvetica" w:eastAsia="Helvetica" w:cs="Helvetica"/>
+                <w:i w:val="false"/>
+                <w:b w:val="false"/>
+                <w:u w:val="none"/>
+                <w:strike w:val="false"/>
+                <w:sz w:val="20"/>
+                <w:szCs w:val="20"/>
+                <w:color w:val="000000"/>
+              </w:rPr>
+            </w:pPr>
+            <w:r>
+              <w:rPr>
+                <w:rFonts w:ascii="Arial" w:hAnsi="Helvetica" w:eastAsia="Helvetica" w:cs="Helvetica"/>
+                <w:i w:val="false"/>
+                <w:b w:val="false"/>
+                <w:u w:val="none"/>
+                <w:strike w:val="false"/>
+                <w:sz w:val="20"/>
+                <w:szCs w:val="20"/>
+                <w:color w:val="000000"/>
+              </w:rPr>
+              <w:t xml:space="preserve">870</w:t>
             </w:r>
           </w:p>
         </w:tc>
@@ -6816,7 +6816,7 @@
                 <w:szCs w:val="20"/>
                 <w:color w:val="000000"/>
               </w:rPr>
-              <w:t xml:space="preserve">28</w:t>
+              <w:t xml:space="preserve">29</w:t>
             </w:r>
           </w:p>
         </w:tc>
@@ -7086,7 +7086,7 @@
                 <w:szCs w:val="20"/>
                 <w:color w:val="000000"/>
               </w:rPr>
-              <w:t xml:space="preserve">50</w:t>
+              <w:t xml:space="preserve">52</w:t>
             </w:r>
           </w:p>
         </w:tc>
@@ -7738,7 +7738,7 @@
                 <w:szCs w:val="20"/>
                 <w:color w:val="000000"/>
               </w:rPr>
-              <w:t xml:space="preserve">67</w:t>
+              <w:t xml:space="preserve">69</w:t>
             </w:r>
           </w:p>
         </w:tc>
@@ -9450,7 +9450,7 @@
                 <w:szCs w:val="20"/>
                 <w:color w:val="000000"/>
               </w:rPr>
-              <w:t xml:space="preserve">24</w:t>
+              <w:t xml:space="preserve">25</w:t>
             </w:r>
           </w:p>
         </w:tc>
@@ -9720,7 +9720,7 @@
                 <w:szCs w:val="20"/>
                 <w:color w:val="000000"/>
               </w:rPr>
-              <w:t xml:space="preserve">44</w:t>
+              <w:t xml:space="preserve">47</w:t>
             </w:r>
           </w:p>
         </w:tc>
@@ -11024,7 +11024,7 @@
                 <w:szCs w:val="20"/>
                 <w:color w:val="000000"/>
               </w:rPr>
-              <w:t xml:space="preserve">61</w:t>
+              <w:t xml:space="preserve">60</w:t>
             </w:r>
           </w:p>
         </w:tc>
@@ -11406,7 +11406,7 @@
                 <w:szCs w:val="20"/>
                 <w:color w:val="000000"/>
               </w:rPr>
-              <w:t xml:space="preserve">19</w:t>
+              <w:t xml:space="preserve">18</w:t>
             </w:r>
           </w:p>
         </w:tc>
@@ -11676,7 +11676,7 @@
                 <w:szCs w:val="20"/>
                 <w:color w:val="000000"/>
               </w:rPr>
-              <w:t xml:space="preserve">58</w:t>
+              <w:t xml:space="preserve">57</w:t>
             </w:r>
           </w:p>
         </w:tc>
@@ -12058,7 +12058,7 @@
                 <w:szCs w:val="20"/>
                 <w:color w:val="000000"/>
               </w:rPr>
-              <w:t xml:space="preserve">13</w:t>
+              <w:t xml:space="preserve">12</w:t>
             </w:r>
           </w:p>
         </w:tc>
@@ -12328,7 +12328,7 @@
                 <w:szCs w:val="20"/>
                 <w:color w:val="000000"/>
               </w:rPr>
-              <w:t xml:space="preserve">20</w:t>
+              <w:t xml:space="preserve">19</w:t>
             </w:r>
           </w:p>
         </w:tc>
@@ -12980,7 +12980,7 @@
                 <w:szCs w:val="20"/>
                 <w:color w:val="000000"/>
               </w:rPr>
-              <w:t xml:space="preserve">53</w:t>
+              <w:t xml:space="preserve">52</w:t>
             </w:r>
           </w:p>
         </w:tc>
@@ -13362,7 +13362,7 @@
                 <w:szCs w:val="20"/>
                 <w:color w:val="000000"/>
               </w:rPr>
-              <w:t xml:space="preserve">11</w:t>
+              <w:t xml:space="preserve">10</w:t>
             </w:r>
           </w:p>
         </w:tc>
